--- a/handoff.docx
+++ b/handoff.docx
@@ -2,13 +2,67 @@
 <file path=word/document.xml><?xml version="1.0" encoding="utf-8"?>
 <w:document xmlns:w="http://schemas.openxmlformats.org/wordprocessingml/2006/main" xmlns:m="http://schemas.openxmlformats.org/officeDocument/2006/math" xmlns:r="http://schemas.openxmlformats.org/officeDocument/2006/relationships" xmlns:o="urn:schemas-microsoft-com:office:office" xmlns:v="urn:schemas-microsoft-com:vml" xmlns:w10="urn:schemas-microsoft-com:office:word" xmlns:a="http://schemas.openxmlformats.org/drawingml/2006/main" xmlns:pic="http://schemas.openxmlformats.org/drawingml/2006/picture" xmlns:wp="http://schemas.openxmlformats.org/drawingml/2006/wordprocessingDrawing">
   <w:body>
-    <w:bookmarkStart w:id="16" w:name="handoff-connexon-phase-0"/>
+    <w:bookmarkStart w:id="22" w:name="handoff-project-handoff-document"/>
     <w:p>
       <w:pPr>
         <w:pStyle w:val="Heading1"/>
       </w:pPr>
       <w:r>
-        <w:t xml:space="preserve">Handoff — Connexon Phase 0</w:t>
+        <w:t xml:space="preserve">Handoff — Project Handoff Document</w:t>
+      </w:r>
+    </w:p>
+    <w:p>
+      <w:pPr>
+        <w:pStyle w:val="FirstParagraph"/>
+      </w:pPr>
+      <w:r>
+        <w:rPr>
+          <w:b/>
+          <w:bCs/>
+        </w:rPr>
+        <w:t xml:space="preserve">Project:</w:t>
+      </w:r>
+      <w:r>
+        <w:t xml:space="preserve"> </w:t>
+      </w:r>
+      <w:r>
+        <w:t xml:space="preserve">Connexon 0.1.0 (Phase 0)</w:t>
+      </w:r>
+    </w:p>
+    <w:p>
+      <w:pPr>
+        <w:pStyle w:val="BodyText"/>
+      </w:pPr>
+      <w:r>
+        <w:rPr>
+          <w:b/>
+          <w:bCs/>
+        </w:rPr>
+        <w:t xml:space="preserve">Updated:</w:t>
+      </w:r>
+      <w:r>
+        <w:t xml:space="preserve"> </w:t>
+      </w:r>
+      <w:r>
+        <w:t xml:space="preserve">2026-10-19</w:t>
+      </w:r>
+    </w:p>
+    <w:p>
+      <w:pPr>
+        <w:pStyle w:val="BodyText"/>
+      </w:pPr>
+      <w:r>
+        <w:rPr>
+          <w:b/>
+          <w:bCs/>
+        </w:rPr>
+        <w:t xml:space="preserve">Repository:</w:t>
+      </w:r>
+      <w:r>
+        <w:t xml:space="preserve"> </w:t>
+      </w:r>
+      <w:r>
+        <w:t xml:space="preserve">https://github.com/LingzhangMeng/Connexon</w:t>
       </w:r>
     </w:p>
     <w:bookmarkStart w:id="9" w:name="objective-what-we-are-doing"/>
@@ -38,31 +92,22 @@
         <w:t xml:space="preserve">Connexon</w:t>
       </w:r>
       <w:r>
-        <w:t xml:space="preserve">, a Rust runtime and language that composes R packages and Python tools into one typed, parallel, reproducible program for bioinformatics, data science and AI. Phase 0 delivers a runnable vertical slice: parser, evaluator, process-isolated bridges, hardware probe, install planner and CLI. Success means</w:t>
-      </w:r>
-      <w:r>
-        <w:t xml:space="preserve"> </w:t>
-      </w:r>
-      <w:r>
-        <w:rPr>
-          <w:rStyle w:val="VerbatimChar"/>
-        </w:rPr>
-        <w:t xml:space="preserve">cargo build</w:t>
-      </w:r>
-      <w:r>
-        <w:t xml:space="preserve">,</w:t>
-      </w:r>
-      <w:r>
-        <w:t xml:space="preserve"> </w:t>
-      </w:r>
-      <w:r>
-        <w:rPr>
-          <w:rStyle w:val="VerbatimChar"/>
-        </w:rPr>
-        <w:t xml:space="preserve">cargo test</w:t>
-      </w:r>
-      <w:r>
-        <w:t xml:space="preserve">, the examples run, and</w:t>
+        <w:t xml:space="preserve">, a Rust runtime and language that composes R packages and Python tools into one typed, parallel, reproducible program for bioinformatics, data science and AI. R keeps its statistical ecosystem; Python keeps its model ecosystem; Connexon owns the data flow, process isolation, parallelism and reproducibility between them. Phase 0 is a runnable vertical slice (parser, evaluator, bridges, hardware probe, install planner, CLI), now published as an MIT-licensed public repository with a full documentation set and brand. Success means the repository is public,</w:t>
+      </w:r>
+      <w:r>
+        <w:t xml:space="preserve"> </w:t>
+      </w:r>
+      <w:r>
+        <w:rPr>
+          <w:rStyle w:val="VerbatimChar"/>
+        </w:rPr>
+        <w:t xml:space="preserve">cargo test --workspace</w:t>
+      </w:r>
+      <w:r>
+        <w:t xml:space="preserve"> </w:t>
+      </w:r>
+      <w:r>
+        <w:t xml:space="preserve">passes, the examples run, and</w:t>
       </w:r>
       <w:r>
         <w:t xml:space="preserve"> </w:t>
@@ -96,13 +141,22 @@
       </w:r>
     </w:p>
     <w:bookmarkEnd w:id="9"/>
-    <w:bookmarkStart w:id="10" w:name="completed-items-what-has-been-done"/>
+    <w:bookmarkStart w:id="16" w:name="completed-items-what-has-been-done"/>
     <w:p>
       <w:pPr>
         <w:pStyle w:val="Heading2"/>
       </w:pPr>
       <w:r>
         <w:t xml:space="preserve">2. Completed Items (What has been done)</w:t>
+      </w:r>
+    </w:p>
+    <w:bookmarkStart w:id="10" w:name="core-implementation"/>
+    <w:p>
+      <w:pPr>
+        <w:pStyle w:val="Heading3"/>
+      </w:pPr>
+      <w:r>
+        <w:t xml:space="preserve">Core implementation</w:t>
       </w:r>
     </w:p>
     <w:p>
@@ -124,7 +178,10 @@
         <w:t xml:space="preserve"> </w:t>
       </w:r>
       <w:r>
-        <w:t xml:space="preserve">— four crates (</w:t>
+        <w:t xml:space="preserve">— four crates:</w:t>
+      </w:r>
+      <w:r>
+        <w:t xml:space="preserve"> </w:t>
       </w:r>
       <w:r>
         <w:rPr>
@@ -169,7 +226,7 @@
         <w:t xml:space="preserve">connexon-cli</w:t>
       </w:r>
       <w:r>
-        <w:t xml:space="preserve">) with shared dependency versions and a release profile.</w:t>
+        <w:t xml:space="preserve">; shared dependency versions; release profile with thin LTO.</w:t>
       </w:r>
     </w:p>
     <w:p>
@@ -401,7 +458,10 @@
         <w:t xml:space="preserve">python3</w:t>
       </w:r>
       <w:r>
-        <w:t xml:space="preserve">, exchange JSON through temp files, support R package namespaces (</w:t>
+        <w:t xml:space="preserve"> </w:t>
+      </w:r>
+      <w:r>
+        <w:t xml:space="preserve">as separate processes, exchange JSON through temporary files, support R package namespaces (</w:t>
       </w:r>
       <w:r>
         <w:rPr>
@@ -608,6 +668,18 @@
         <w:t xml:space="preserve">bridge.cnx</w:t>
       </w:r>
       <w:r>
+        <w:t xml:space="preserve">,</w:t>
+      </w:r>
+      <w:r>
+        <w:t xml:space="preserve"> </w:t>
+      </w:r>
+      <w:r>
+        <w:rPr>
+          <w:rStyle w:val="VerbatimChar"/>
+        </w:rPr>
+        <w:t xml:space="preserve">pipeline.cnx</w:t>
+      </w:r>
+      <w:r>
         <w:t xml:space="preserve">, plus</w:t>
       </w:r>
       <w:r>
@@ -623,119 +695,14 @@
         <w:t xml:space="preserve">.</w:t>
       </w:r>
     </w:p>
+    <w:bookmarkEnd w:id="10"/>
+    <w:bookmarkStart w:id="11" w:name="verification"/>
     <w:p>
       <w:pPr>
-        <w:pStyle w:val="Compact"/>
-        <w:numPr>
-          <w:ilvl w:val="0"/>
-          <w:numId w:val="1001"/>
-        </w:numPr>
-      </w:pPr>
-      <w:r>
-        <w:rPr>
-          <w:b/>
-          <w:bCs/>
-        </w:rPr>
-        <w:t xml:space="preserve">Tests</w:t>
-      </w:r>
-      <w:r>
-        <w:t xml:space="preserve"> </w:t>
-      </w:r>
-      <w:r>
-        <w:t xml:space="preserve">— 28 passing: 4 core, 10 runtime, 7 syntax, 7 CLI integration.</w:t>
-      </w:r>
-    </w:p>
-    <w:p>
-      <w:pPr>
-        <w:pStyle w:val="Compact"/>
-        <w:numPr>
-          <w:ilvl w:val="0"/>
-          <w:numId w:val="1001"/>
-        </w:numPr>
-      </w:pPr>
-      <w:r>
-        <w:rPr>
-          <w:b/>
-          <w:bCs/>
-        </w:rPr>
-        <w:t xml:space="preserve">Docs</w:t>
-      </w:r>
-      <w:r>
-        <w:t xml:space="preserve"> </w:t>
-      </w:r>
-      <w:r>
-        <w:t xml:space="preserve">—</w:t>
-      </w:r>
-      <w:r>
-        <w:t xml:space="preserve"> </w:t>
-      </w:r>
-      <w:r>
-        <w:rPr>
-          <w:rStyle w:val="VerbatimChar"/>
-        </w:rPr>
-        <w:t xml:space="preserve">README.md</w:t>
-      </w:r>
-      <w:r>
-        <w:t xml:space="preserve">,</w:t>
-      </w:r>
-      <w:r>
-        <w:t xml:space="preserve"> </w:t>
-      </w:r>
-      <w:r>
-        <w:rPr>
-          <w:rStyle w:val="VerbatimChar"/>
-        </w:rPr>
-        <w:t xml:space="preserve">docs/LANGUAGE.md</w:t>
-      </w:r>
-      <w:r>
-        <w:t xml:space="preserve">,</w:t>
-      </w:r>
-      <w:r>
-        <w:t xml:space="preserve"> </w:t>
-      </w:r>
-      <w:r>
-        <w:rPr>
-          <w:rStyle w:val="VerbatimChar"/>
-        </w:rPr>
-        <w:t xml:space="preserve">docs/DESIGN.md</w:t>
-      </w:r>
-      <w:r>
-        <w:t xml:space="preserve">,</w:t>
-      </w:r>
-      <w:r>
-        <w:t xml:space="preserve"> </w:t>
-      </w:r>
-      <w:r>
-        <w:rPr>
-          <w:rStyle w:val="VerbatimChar"/>
-        </w:rPr>
-        <w:t xml:space="preserve">docs/ROADMAP.md</w:t>
-      </w:r>
-      <w:r>
-        <w:t xml:space="preserve">, with</w:t>
-      </w:r>
-      <w:r>
-        <w:t xml:space="preserve"> </w:t>
-      </w:r>
-      <w:r>
-        <w:rPr>
-          <w:rStyle w:val="VerbatimChar"/>
-        </w:rPr>
-        <w:t xml:space="preserve">.docx</w:t>
-      </w:r>
-      <w:r>
-        <w:t xml:space="preserve"> </w:t>
-      </w:r>
-      <w:r>
-        <w:t xml:space="preserve">twins.</w:t>
-      </w:r>
-    </w:p>
-    <w:p>
-      <w:pPr>
-        <w:pStyle w:val="FirstParagraph"/>
-      </w:pPr>
-      <w:r>
-        <w:t xml:space="preserve">Verified outputs:</w:t>
+        <w:pStyle w:val="Heading3"/>
+      </w:pPr>
+      <w:r>
+        <w:t xml:space="preserve">Verification</w:t>
       </w:r>
     </w:p>
     <w:p>
@@ -748,15 +715,16 @@
       </w:pPr>
       <w:r>
         <w:rPr>
-          <w:rStyle w:val="VerbatimChar"/>
-        </w:rPr>
-        <w:t xml:space="preserve">examples/hello.cnx</w:t>
-      </w:r>
-      <w:r>
-        <w:t xml:space="preserve"> </w:t>
-      </w:r>
-      <w:r>
-        <w:t xml:space="preserve">→ 15, 3, 1.5811388300841898</w:t>
+          <w:b/>
+          <w:bCs/>
+        </w:rPr>
+        <w:t xml:space="preserve">Tests:</w:t>
+      </w:r>
+      <w:r>
+        <w:t xml:space="preserve"> </w:t>
+      </w:r>
+      <w:r>
+        <w:t xml:space="preserve">28 passing — 4 core, 10 runtime (including live R and Python bridges), 7 syntax, 7 CLI integration.</w:t>
       </w:r>
     </w:p>
     <w:p>
@@ -769,24 +737,40 @@
       </w:pPr>
       <w:r>
         <w:rPr>
-          <w:rStyle w:val="VerbatimChar"/>
-        </w:rPr>
-        <w:t xml:space="preserve">examples/functions.cnx</w:t>
-      </w:r>
-      <w:r>
-        <w:t xml:space="preserve"> </w:t>
-      </w:r>
-      <w:r>
-        <w:t xml:space="preserve">→ 25,</w:t>
-      </w:r>
-      <w:r>
-        <w:t xml:space="preserve"> </w:t>
-      </w:r>
-      <w:r>
-        <w:rPr>
-          <w:rStyle w:val="VerbatimChar"/>
-        </w:rPr>
-        <w:t xml:space="preserve">large</w:t>
+          <w:b/>
+          <w:bCs/>
+        </w:rPr>
+        <w:t xml:space="preserve">Quality gates:</w:t>
+      </w:r>
+      <w:r>
+        <w:t xml:space="preserve"> </w:t>
+      </w:r>
+      <w:r>
+        <w:rPr>
+          <w:rStyle w:val="VerbatimChar"/>
+        </w:rPr>
+        <w:t xml:space="preserve">cargo fmt --all --check</w:t>
+      </w:r>
+      <w:r>
+        <w:t xml:space="preserve"> </w:t>
+      </w:r>
+      <w:r>
+        <w:t xml:space="preserve">clean;</w:t>
+      </w:r>
+      <w:r>
+        <w:t xml:space="preserve"> </w:t>
+      </w:r>
+      <w:r>
+        <w:rPr>
+          <w:rStyle w:val="VerbatimChar"/>
+        </w:rPr>
+        <w:t xml:space="preserve">cargo clippy --workspace --all-targets -- -D warnings</w:t>
+      </w:r>
+      <w:r>
+        <w:t xml:space="preserve"> </w:t>
+      </w:r>
+      <w:r>
+        <w:t xml:space="preserve">clean.</w:t>
       </w:r>
     </w:p>
     <w:p>
@@ -798,209 +782,197 @@
         </w:numPr>
       </w:pPr>
       <w:r>
-        <w:rPr>
-          <w:rStyle w:val="VerbatimChar"/>
-        </w:rPr>
-        <w:t xml:space="preserve">examples/table.cnx</w:t>
-      </w:r>
-      <w:r>
-        <w:t xml:space="preserve"> </w:t>
-      </w:r>
-      <w:r>
-        <w:t xml:space="preserve">→ 4 significant rows, table previews</w:t>
+        <w:t xml:space="preserve">Verified outputs:</w:t>
       </w:r>
     </w:p>
     <w:p>
       <w:pPr>
         <w:pStyle w:val="Compact"/>
         <w:numPr>
-          <w:ilvl w:val="0"/>
-          <w:numId w:val="1002"/>
+          <w:ilvl w:val="1"/>
+          <w:numId w:val="1003"/>
         </w:numPr>
       </w:pPr>
       <w:r>
         <w:rPr>
           <w:rStyle w:val="VerbatimChar"/>
         </w:rPr>
-        <w:t xml:space="preserve">examples/bridge.cnx</w:t>
-      </w:r>
-      <w:r>
-        <w:t xml:space="preserve"> </w:t>
-      </w:r>
-      <w:r>
-        <w:t xml:space="preserve">→ R mean 3, R sd 1.58113883008419, Python stdev 1.5811388300841898</w:t>
+        <w:t xml:space="preserve">examples/hello.cnx</w:t>
+      </w:r>
+      <w:r>
+        <w:t xml:space="preserve"> </w:t>
+      </w:r>
+      <w:r>
+        <w:t xml:space="preserve">→ 15, 3, 1.5811388300841898</w:t>
       </w:r>
     </w:p>
     <w:p>
       <w:pPr>
         <w:pStyle w:val="Compact"/>
         <w:numPr>
-          <w:ilvl w:val="0"/>
-          <w:numId w:val="1002"/>
+          <w:ilvl w:val="1"/>
+          <w:numId w:val="1003"/>
         </w:numPr>
       </w:pPr>
       <w:r>
         <w:rPr>
           <w:rStyle w:val="VerbatimChar"/>
         </w:rPr>
-        <w:t xml:space="preserve">cnx doctor</w:t>
-      </w:r>
-      <w:r>
-        <w:t xml:space="preserve"> </w:t>
-      </w:r>
-      <w:r>
-        <w:t xml:space="preserve">→ Intel i5-10400, 6C/12T, 61.6 GiB, AMD WX 3200</w:t>
-      </w:r>
-      <w:r>
-        <w:t xml:space="preserve"> </w:t>
-      </w:r>
-      <w:r>
-        <w:rPr>
-          <w:rStyle w:val="VerbatimChar"/>
-        </w:rPr>
-        <w:t xml:space="preserve">gfx803</w:t>
-      </w:r>
-      <w:r>
-        <w:t xml:space="preserve"> </w:t>
-      </w:r>
-      <w:r>
-        <w:t xml:space="preserve">compute=false, cpu-only plan</w:t>
+        <w:t xml:space="preserve">examples/functions.cnx</w:t>
+      </w:r>
+      <w:r>
+        <w:t xml:space="preserve"> </w:t>
+      </w:r>
+      <w:r>
+        <w:t xml:space="preserve">→ 25,</w:t>
+      </w:r>
+      <w:r>
+        <w:t xml:space="preserve"> </w:t>
+      </w:r>
+      <w:r>
+        <w:rPr>
+          <w:rStyle w:val="VerbatimChar"/>
+        </w:rPr>
+        <w:t xml:space="preserve">large</w:t>
       </w:r>
     </w:p>
     <w:p>
       <w:pPr>
         <w:pStyle w:val="Compact"/>
         <w:numPr>
-          <w:ilvl w:val="0"/>
-          <w:numId w:val="1002"/>
+          <w:ilvl w:val="1"/>
+          <w:numId w:val="1003"/>
         </w:numPr>
       </w:pPr>
       <w:r>
         <w:rPr>
           <w:rStyle w:val="VerbatimChar"/>
         </w:rPr>
-        <w:t xml:space="preserve">cnx install --plan-only</w:t>
-      </w:r>
-      <w:r>
-        <w:t xml:space="preserve"> </w:t>
-      </w:r>
-      <w:r>
-        <w:t xml:space="preserve">→</w:t>
-      </w:r>
-      <w:r>
-        <w:t xml:space="preserve"> </w:t>
-      </w:r>
-      <w:r>
-        <w:rPr>
-          <w:rStyle w:val="VerbatimChar"/>
-        </w:rPr>
-        <w:t xml:space="preserve">connexon.install-plan.json</w:t>
-      </w:r>
-      <w:r>
-        <w:t xml:space="preserve"> </w:t>
-      </w:r>
-      <w:r>
-        <w:t xml:space="preserve">(2.9 KB)</w:t>
-      </w:r>
-    </w:p>
-    <w:bookmarkEnd w:id="10"/>
-    <w:bookmarkStart w:id="11" w:name="current-blockers-where-we-are-stuck"/>
-    <w:p>
-      <w:pPr>
-        <w:pStyle w:val="Heading2"/>
-      </w:pPr>
-      <w:r>
-        <w:t xml:space="preserve">3. Current Blockers (Where we are stuck)</w:t>
+        <w:t xml:space="preserve">examples/table.cnx</w:t>
+      </w:r>
+      <w:r>
+        <w:t xml:space="preserve"> </w:t>
+      </w:r>
+      <w:r>
+        <w:t xml:space="preserve">→ 4 significant rows, table previews</w:t>
       </w:r>
     </w:p>
     <w:p>
       <w:pPr>
-        <w:pStyle w:val="FirstParagraph"/>
-      </w:pPr>
-      <w:r>
-        <w:t xml:space="preserve">None blocking. Deliberate Phase 0 limits:</w:t>
+        <w:pStyle w:val="Compact"/>
+        <w:numPr>
+          <w:ilvl w:val="1"/>
+          <w:numId w:val="1003"/>
+        </w:numPr>
+      </w:pPr>
+      <w:r>
+        <w:rPr>
+          <w:rStyle w:val="VerbatimChar"/>
+        </w:rPr>
+        <w:t xml:space="preserve">examples/bridge.cnx</w:t>
+      </w:r>
+      <w:r>
+        <w:t xml:space="preserve"> </w:t>
+      </w:r>
+      <w:r>
+        <w:t xml:space="preserve">→ R mean 3, R sd 1.58113883008419, Python stdev 1.5811388300841898</w:t>
       </w:r>
     </w:p>
     <w:p>
       <w:pPr>
         <w:pStyle w:val="Compact"/>
         <w:numPr>
-          <w:ilvl w:val="0"/>
+          <w:ilvl w:val="1"/>
           <w:numId w:val="1003"/>
         </w:numPr>
       </w:pPr>
       <w:r>
-        <w:t xml:space="preserve">Tables are row-oriented in memory; Arrow is Phase 1.</w:t>
+        <w:rPr>
+          <w:rStyle w:val="VerbatimChar"/>
+        </w:rPr>
+        <w:t xml:space="preserve">examples/pipeline.cnx</w:t>
+      </w:r>
+      <w:r>
+        <w:t xml:space="preserve"> </w:t>
+      </w:r>
+      <w:r>
+        <w:t xml:space="preserve">→ 4, 0.775, 1.840335114410779</w:t>
       </w:r>
     </w:p>
     <w:p>
       <w:pPr>
         <w:pStyle w:val="Compact"/>
         <w:numPr>
-          <w:ilvl w:val="0"/>
+          <w:ilvl w:val="1"/>
           <w:numId w:val="1003"/>
         </w:numPr>
       </w:pPr>
       <w:r>
-        <w:t xml:space="preserve">Bridge payloads are JSON; complex objects (DESeqDataSet, DataFrame, tensors) need Phase 1 adapters.</w:t>
+        <w:rPr>
+          <w:rStyle w:val="VerbatimChar"/>
+        </w:rPr>
+        <w:t xml:space="preserve">cnx doctor</w:t>
+      </w:r>
+      <w:r>
+        <w:t xml:space="preserve"> </w:t>
+      </w:r>
+      <w:r>
+        <w:t xml:space="preserve">→ Intel i5-10400, 6C/12T, 61.6 GiB, AMD WX 3200</w:t>
+      </w:r>
+      <w:r>
+        <w:t xml:space="preserve"> </w:t>
+      </w:r>
+      <w:r>
+        <w:rPr>
+          <w:rStyle w:val="VerbatimChar"/>
+        </w:rPr>
+        <w:t xml:space="preserve">gfx803</w:t>
+      </w:r>
+      <w:r>
+        <w:t xml:space="preserve"> </w:t>
+      </w:r>
+      <w:r>
+        <w:t xml:space="preserve">compute=false, cpu-only plan</w:t>
       </w:r>
     </w:p>
     <w:p>
       <w:pPr>
         <w:pStyle w:val="Compact"/>
         <w:numPr>
-          <w:ilvl w:val="0"/>
+          <w:ilvl w:val="1"/>
           <w:numId w:val="1003"/>
         </w:numPr>
       </w:pPr>
       <w:r>
-        <w:t xml:space="preserve">The installer plans but does not download.</w:t>
-      </w:r>
-    </w:p>
-    <w:p>
-      <w:pPr>
-        <w:pStyle w:val="Compact"/>
-        <w:numPr>
-          <w:ilvl w:val="0"/>
-          <w:numId w:val="1003"/>
-        </w:numPr>
-      </w:pPr>
-      <w:r>
-        <w:t xml:space="preserve">GPU execution and AI calls are not implemented; only GPU detection is present.</w:t>
-      </w:r>
-    </w:p>
-    <w:p>
-      <w:pPr>
-        <w:pStyle w:val="Compact"/>
-        <w:numPr>
-          <w:ilvl w:val="0"/>
-          <w:numId w:val="1003"/>
-        </w:numPr>
-      </w:pPr>
-      <w:r>
-        <w:t xml:space="preserve">This machine is CPU-only for heavy compute: the AMD WX 3200 is</w:t>
-      </w:r>
-      <w:r>
-        <w:t xml:space="preserve"> </w:t>
-      </w:r>
-      <w:r>
-        <w:rPr>
-          <w:rStyle w:val="VerbatimChar"/>
-        </w:rPr>
-        <w:t xml:space="preserve">gfx803</w:t>
-      </w:r>
-      <w:r>
-        <w:t xml:space="preserve">, unsupported by modern ROCm. GPU work must be tested on a CUDA or supported-ROCm node.</w:t>
+        <w:rPr>
+          <w:rStyle w:val="VerbatimChar"/>
+        </w:rPr>
+        <w:t xml:space="preserve">cnx install --plan-only</w:t>
+      </w:r>
+      <w:r>
+        <w:t xml:space="preserve"> </w:t>
+      </w:r>
+      <w:r>
+        <w:t xml:space="preserve">→</w:t>
+      </w:r>
+      <w:r>
+        <w:t xml:space="preserve"> </w:t>
+      </w:r>
+      <w:r>
+        <w:rPr>
+          <w:rStyle w:val="VerbatimChar"/>
+        </w:rPr>
+        <w:t xml:space="preserve">connexon.install-plan.json</w:t>
       </w:r>
     </w:p>
     <w:bookmarkEnd w:id="11"/>
-    <w:bookmarkStart w:id="12" w:name="next-steps-what-to-do-next"/>
+    <w:bookmarkStart w:id="12" w:name="documentation-and-metadata"/>
     <w:p>
       <w:pPr>
-        <w:pStyle w:val="Heading2"/>
-      </w:pPr>
-      <w:r>
-        <w:t xml:space="preserve">4. Next Steps (What to do next)</w:t>
+        <w:pStyle w:val="Heading3"/>
+      </w:pPr>
+      <w:r>
+        <w:t xml:space="preserve">Documentation and metadata</w:t>
       </w:r>
     </w:p>
     <w:p>
@@ -1016,13 +988,13 @@
           <w:b/>
           <w:bCs/>
         </w:rPr>
-        <w:t xml:space="preserve">P0</w:t>
-      </w:r>
-      <w:r>
-        <w:t xml:space="preserve"> </w:t>
-      </w:r>
-      <w:r>
-        <w:t xml:space="preserve">— Replace JSON table transfer with Arrow IPC and add Parquet read/write.</w:t>
+        <w:t xml:space="preserve">README.md</w:t>
+      </w:r>
+      <w:r>
+        <w:t xml:space="preserve"> </w:t>
+      </w:r>
+      <w:r>
+        <w:t xml:space="preserve">— 475 lines: motivation, status, prerequisites, quick start, language tour, CLI reference, architecture, probe/installer, repository layout, documentation index, examples, testing, troubleshooting, roadmap, contributing, citation, developer, licence.</w:t>
       </w:r>
     </w:p>
     <w:p>
@@ -1038,37 +1010,25 @@
           <w:b/>
           <w:bCs/>
         </w:rPr>
-        <w:t xml:space="preserve">P0</w:t>
-      </w:r>
-      <w:r>
-        <w:t xml:space="preserve"> </w:t>
-      </w:r>
-      <w:r>
-        <w:t xml:space="preserve">— Add a</w:t>
-      </w:r>
-      <w:r>
-        <w:t xml:space="preserve"> </w:t>
-      </w:r>
-      <w:r>
-        <w:rPr>
-          <w:rStyle w:val="VerbatimChar"/>
-        </w:rPr>
-        <w:t xml:space="preserve">connexon.lock</w:t>
-      </w:r>
-      <w:r>
-        <w:t xml:space="preserve"> </w:t>
-      </w:r>
-      <w:r>
-        <w:t xml:space="preserve">writer (</w:t>
-      </w:r>
-      <w:r>
-        <w:rPr>
-          <w:rStyle w:val="VerbatimChar"/>
-        </w:rPr>
-        <w:t xml:space="preserve">cnx env lock</w:t>
-      </w:r>
-      <w:r>
-        <w:t xml:space="preserve">) recording R, Python, crate and system versions.</w:t>
+        <w:t xml:space="preserve">docs/TUTORIAL.md</w:t>
+      </w:r>
+      <w:r>
+        <w:t xml:space="preserve"> </w:t>
+      </w:r>
+      <w:r>
+        <w:t xml:space="preserve">— 13 lessons: values, bindings, functions/recursion, arrays/records, pipes,</w:t>
+      </w:r>
+      <w:r>
+        <w:t xml:space="preserve"> </w:t>
+      </w:r>
+      <w:r>
+        <w:rPr>
+          <w:rStyle w:val="VerbatimChar"/>
+        </w:rPr>
+        <w:t xml:space="preserve">if</w:t>
+      </w:r>
+      <w:r>
+        <w:t xml:space="preserve">, tables, filtering/writing, R, Python, JSON, end-to-end pipeline, errors, exercises.</w:t>
       </w:r>
     </w:p>
     <w:p>
@@ -1084,28 +1044,13 @@
           <w:b/>
           <w:bCs/>
         </w:rPr>
-        <w:t xml:space="preserve">P1</w:t>
-      </w:r>
-      <w:r>
-        <w:t xml:space="preserve"> </w:t>
-      </w:r>
-      <w:r>
-        <w:t xml:space="preserve">— Add typed wrappers for</w:t>
-      </w:r>
-      <w:r>
-        <w:t xml:space="preserve"> </w:t>
-      </w:r>
-      <w:r>
-        <w:rPr>
-          <w:rStyle w:val="VerbatimChar"/>
-        </w:rPr>
-        <w:t xml:space="preserve">DESeq2::DESeq</w:t>
-      </w:r>
-      <w:r>
-        <w:t xml:space="preserve"> </w:t>
-      </w:r>
-      <w:r>
-        <w:t xml:space="preserve">and a scikit-learn estimator, proving the vertical slice on real data.</w:t>
+        <w:t xml:space="preserve">docs/API_REFERENCE.md</w:t>
+      </w:r>
+      <w:r>
+        <w:t xml:space="preserve"> </w:t>
+      </w:r>
+      <w:r>
+        <w:t xml:space="preserve">— every builtin and bridge signature, conversion rules, operators, error messages, Phase 0 limits.</w:t>
       </w:r>
     </w:p>
     <w:p>
@@ -1121,28 +1066,13 @@
           <w:b/>
           <w:bCs/>
         </w:rPr>
-        <w:t xml:space="preserve">P1</w:t>
-      </w:r>
-      <w:r>
-        <w:t xml:space="preserve"> </w:t>
-      </w:r>
-      <w:r>
-        <w:t xml:space="preserve">— Add</w:t>
-      </w:r>
-      <w:r>
-        <w:t xml:space="preserve"> </w:t>
-      </w:r>
-      <w:r>
-        <w:rPr>
-          <w:rStyle w:val="VerbatimChar"/>
-        </w:rPr>
-        <w:t xml:space="preserve">cnx fmt</w:t>
-      </w:r>
-      <w:r>
-        <w:t xml:space="preserve"> </w:t>
-      </w:r>
-      <w:r>
-        <w:t xml:space="preserve">and an LSP skeleton.</w:t>
+        <w:t xml:space="preserve">docs/DEVELOPER_GUIDE.md</w:t>
+      </w:r>
+      <w:r>
+        <w:t xml:space="preserve"> </w:t>
+      </w:r>
+      <w:r>
+        <w:t xml:space="preserve">— architecture, adding builtins/parser features/planner components, testing, release checklist.</w:t>
       </w:r>
     </w:p>
     <w:p>
@@ -1158,22 +1088,13 @@
           <w:b/>
           <w:bCs/>
         </w:rPr>
-        <w:t xml:space="preserve">P1</w:t>
-      </w:r>
-      <w:r>
-        <w:t xml:space="preserve"> </w:t>
-      </w:r>
-      <w:r>
-        <w:t xml:space="preserve">— Add schema-aware tables (</w:t>
-      </w:r>
-      <w:r>
-        <w:rPr>
-          <w:rStyle w:val="VerbatimChar"/>
-        </w:rPr>
-        <w:t xml:space="preserve">DataFrame&lt;Schema&gt;</w:t>
-      </w:r>
-      <w:r>
-        <w:t xml:space="preserve">) with nullability.</w:t>
+        <w:t xml:space="preserve">docs/FAQ.md</w:t>
+      </w:r>
+      <w:r>
+        <w:t xml:space="preserve"> </w:t>
+      </w:r>
+      <w:r>
+        <w:t xml:space="preserve">— design rationale, DESeq2/PyTorch questions, GPU troubleshooting, project questions.</w:t>
       </w:r>
     </w:p>
     <w:p>
@@ -1189,13 +1110,13 @@
           <w:b/>
           <w:bCs/>
         </w:rPr>
-        <w:t xml:space="preserve">P2</w:t>
-      </w:r>
-      <w:r>
-        <w:t xml:space="preserve"> </w:t>
-      </w:r>
-      <w:r>
-        <w:t xml:space="preserve">— Implement the device capability matrix and DLPack interop; CUDA first, ROCm second.</w:t>
+        <w:t xml:space="preserve">docs/LANGUAGE.md</w:t>
+      </w:r>
+      <w:r>
+        <w:t xml:space="preserve"> </w:t>
+      </w:r>
+      <w:r>
+        <w:t xml:space="preserve">— formal EBNF, precedence table, type rules, scoping.</w:t>
       </w:r>
     </w:p>
     <w:p>
@@ -1211,23 +1132,270 @@
           <w:b/>
           <w:bCs/>
         </w:rPr>
-        <w:t xml:space="preserve">P2</w:t>
-      </w:r>
-      <w:r>
-        <w:t xml:space="preserve"> </w:t>
-      </w:r>
-      <w:r>
-        <w:t xml:space="preserve">— Implement the AI broker (OpenAI-compatible transport, capability registry, policy router, provenance) and the local OpenAI-compatible gateway.</w:t>
+        <w:t xml:space="preserve">docs/DESIGN.md</w:t>
+      </w:r>
+      <w:r>
+        <w:t xml:space="preserve"> </w:t>
+      </w:r>
+      <w:r>
+        <w:t xml:space="preserve">— architecture decisions: process isolation, JSON→Arrow, one parallelism level, installer as planner, platform artifacts, AI broker.</w:t>
+      </w:r>
+    </w:p>
+    <w:p>
+      <w:pPr>
+        <w:pStyle w:val="Compact"/>
+        <w:numPr>
+          <w:ilvl w:val="0"/>
+          <w:numId w:val="1004"/>
+        </w:numPr>
+      </w:pPr>
+      <w:r>
+        <w:rPr>
+          <w:b/>
+          <w:bCs/>
+        </w:rPr>
+        <w:t xml:space="preserve">docs/ROADMAP.md</w:t>
+      </w:r>
+      <w:r>
+        <w:t xml:space="preserve"> </w:t>
+      </w:r>
+      <w:r>
+        <w:t xml:space="preserve">— Phase 1–3 plan and risks.</w:t>
+      </w:r>
+    </w:p>
+    <w:p>
+      <w:pPr>
+        <w:pStyle w:val="Compact"/>
+        <w:numPr>
+          <w:ilvl w:val="0"/>
+          <w:numId w:val="1004"/>
+        </w:numPr>
+      </w:pPr>
+      <w:r>
+        <w:rPr>
+          <w:b/>
+          <w:bCs/>
+        </w:rPr>
+        <w:t xml:space="preserve">docs/BRAND.md</w:t>
+      </w:r>
+      <w:r>
+        <w:t xml:space="preserve"> </w:t>
+      </w:r>
+      <w:r>
+        <w:t xml:space="preserve">— mark concept, palette, clear space, usage rules.</w:t>
+      </w:r>
+    </w:p>
+    <w:p>
+      <w:pPr>
+        <w:pStyle w:val="Compact"/>
+        <w:numPr>
+          <w:ilvl w:val="0"/>
+          <w:numId w:val="1004"/>
+        </w:numPr>
+      </w:pPr>
+      <w:r>
+        <w:rPr>
+          <w:b/>
+          <w:bCs/>
+        </w:rPr>
+        <w:t xml:space="preserve">11</w:t>
+      </w:r>
+      <w:r>
+        <w:rPr>
+          <w:b/>
+          <w:bCs/>
+        </w:rPr>
+        <w:t xml:space="preserve"> </w:t>
+      </w:r>
+      <w:r>
+        <w:rPr>
+          <w:rStyle w:val="VerbatimChar"/>
+          <w:b/>
+          <w:bCs/>
+        </w:rPr>
+        <w:t xml:space="preserve">.docx</w:t>
+      </w:r>
+      <w:r>
+        <w:rPr>
+          <w:b/>
+          <w:bCs/>
+        </w:rPr>
+        <w:t xml:space="preserve"> </w:t>
+      </w:r>
+      <w:r>
+        <w:rPr>
+          <w:b/>
+          <w:bCs/>
+        </w:rPr>
+        <w:t xml:space="preserve">twins</w:t>
+      </w:r>
+      <w:r>
+        <w:t xml:space="preserve"> </w:t>
+      </w:r>
+      <w:r>
+        <w:t xml:space="preserve">generated from Markdown with Times New Roman + </w:t>
+      </w:r>
+      <w:r>
+        <w:rPr>
+          <w:rFonts w:hint="eastAsia"/>
+        </w:rPr>
+        <w:t xml:space="preserve">仿宋</w:t>
+      </w:r>
+      <w:r>
+        <w:t xml:space="preserve"> + red Consolas code;</w:t>
+      </w:r>
+      <w:r>
+        <w:t xml:space="preserve"> </w:t>
+      </w:r>
+      <w:r>
+        <w:rPr>
+          <w:rStyle w:val="VerbatimChar"/>
+        </w:rPr>
+        <w:t xml:space="preserve">make docs</w:t>
+      </w:r>
+      <w:r>
+        <w:t xml:space="preserve"> </w:t>
+      </w:r>
+      <w:r>
+        <w:t xml:space="preserve">is warning-free using the vendored template</w:t>
+      </w:r>
+      <w:r>
+        <w:t xml:space="preserve"> </w:t>
+      </w:r>
+      <w:r>
+        <w:rPr>
+          <w:rStyle w:val="VerbatimChar"/>
+        </w:rPr>
+        <w:t xml:space="preserve">docs/templates/reference_tnr_fangsong_redcode.docx</w:t>
+      </w:r>
+      <w:r>
+        <w:t xml:space="preserve">.</w:t>
+      </w:r>
+    </w:p>
+    <w:p>
+      <w:pPr>
+        <w:pStyle w:val="Compact"/>
+        <w:numPr>
+          <w:ilvl w:val="0"/>
+          <w:numId w:val="1004"/>
+        </w:numPr>
+      </w:pPr>
+      <w:r>
+        <w:rPr>
+          <w:b/>
+          <w:bCs/>
+        </w:rPr>
+        <w:t xml:space="preserve">LICENSE</w:t>
+      </w:r>
+      <w:r>
+        <w:t xml:space="preserve"> </w:t>
+      </w:r>
+      <w:r>
+        <w:t xml:space="preserve">— MIT,</w:t>
+      </w:r>
+      <w:r>
+        <w:t xml:space="preserve"> </w:t>
+      </w:r>
+      <w:r>
+        <w:rPr>
+          <w:rStyle w:val="VerbatimChar"/>
+        </w:rPr>
+        <w:t xml:space="preserve">Copyright (c) 2026 Prof. Dr. rer. nat. Lingzhang Meng</w:t>
+      </w:r>
+      <w:r>
+        <w:t xml:space="preserve">.</w:t>
+      </w:r>
+    </w:p>
+    <w:p>
+      <w:pPr>
+        <w:pStyle w:val="Compact"/>
+        <w:numPr>
+          <w:ilvl w:val="0"/>
+          <w:numId w:val="1004"/>
+        </w:numPr>
+      </w:pPr>
+      <w:r>
+        <w:rPr>
+          <w:b/>
+          <w:bCs/>
+        </w:rPr>
+        <w:t xml:space="preserve">CITATION.cff</w:t>
+      </w:r>
+      <w:r>
+        <w:t xml:space="preserve">,</w:t>
+      </w:r>
+      <w:r>
+        <w:t xml:space="preserve"> </w:t>
+      </w:r>
+      <w:r>
+        <w:rPr>
+          <w:b/>
+          <w:bCs/>
+        </w:rPr>
+        <w:t xml:space="preserve">AUTHORS.md</w:t>
+      </w:r>
+      <w:r>
+        <w:t xml:space="preserve">,</w:t>
+      </w:r>
+      <w:r>
+        <w:t xml:space="preserve"> </w:t>
+      </w:r>
+      <w:r>
+        <w:rPr>
+          <w:b/>
+          <w:bCs/>
+        </w:rPr>
+        <w:t xml:space="preserve">handoff.md</w:t>
+      </w:r>
+      <w:r>
+        <w:t xml:space="preserve">.</w:t>
+      </w:r>
+    </w:p>
+    <w:p>
+      <w:pPr>
+        <w:pStyle w:val="Compact"/>
+        <w:numPr>
+          <w:ilvl w:val="0"/>
+          <w:numId w:val="1004"/>
+        </w:numPr>
+      </w:pPr>
+      <w:r>
+        <w:rPr>
+          <w:b/>
+          <w:bCs/>
+        </w:rPr>
+        <w:t xml:space="preserve">CI</w:t>
+      </w:r>
+      <w:r>
+        <w:t xml:space="preserve"> </w:t>
+      </w:r>
+      <w:r>
+        <w:t xml:space="preserve">—</w:t>
+      </w:r>
+      <w:r>
+        <w:t xml:space="preserve"> </w:t>
+      </w:r>
+      <w:r>
+        <w:rPr>
+          <w:rStyle w:val="VerbatimChar"/>
+        </w:rPr>
+        <w:t xml:space="preserve">.github/workflows/ci.yml</w:t>
+      </w:r>
+      <w:r>
+        <w:t xml:space="preserve"> </w:t>
+      </w:r>
+      <w:r>
+        <w:t xml:space="preserve">runs fmt, clippy and tests on Ubuntu.</w:t>
       </w:r>
     </w:p>
     <w:bookmarkEnd w:id="12"/>
-    <w:bookmarkStart w:id="13" w:name="X82dde14459484e9cc676bf63074c2284091eb20"/>
+    <w:bookmarkStart w:id="13" w:name="brand"/>
     <w:p>
       <w:pPr>
-        <w:pStyle w:val="Heading2"/>
-      </w:pPr>
-      <w:r>
-        <w:t xml:space="preserve">5. Pitfalls &amp; Anti-patterns (Never repeat these)</w:t>
+        <w:pStyle w:val="Heading3"/>
+      </w:pPr>
+      <w:r>
+        <w:t xml:space="preserve">Brand</w:t>
       </w:r>
     </w:p>
     <w:p>
@@ -1243,63 +1411,13 @@
           <w:b/>
           <w:bCs/>
         </w:rPr>
-        <w:t xml:space="preserve">Never write</w:t>
-      </w:r>
-      <w:r>
-        <w:rPr>
-          <w:b/>
-          <w:bCs/>
-        </w:rPr>
-        <w:t xml:space="preserve"> </w:t>
-      </w:r>
-      <w:r>
-        <w:rPr>
-          <w:rStyle w:val="VerbatimChar"/>
-          <w:b/>
-          <w:bCs/>
-        </w:rPr>
-        <w:t xml:space="preserve">request$function</w:t>
-      </w:r>
-      <w:r>
-        <w:rPr>
-          <w:b/>
-          <w:bCs/>
-        </w:rPr>
-        <w:t xml:space="preserve"> </w:t>
-      </w:r>
-      <w:r>
-        <w:rPr>
-          <w:b/>
-          <w:bCs/>
-        </w:rPr>
-        <w:t xml:space="preserve">in R.</w:t>
-      </w:r>
-      <w:r>
-        <w:t xml:space="preserve"> </w:t>
-      </w:r>
-      <w:r>
-        <w:rPr>
-          <w:rStyle w:val="VerbatimChar"/>
-        </w:rPr>
-        <w:t xml:space="preserve">function</w:t>
-      </w:r>
-      <w:r>
-        <w:t xml:space="preserve"> </w:t>
-      </w:r>
-      <w:r>
-        <w:t xml:space="preserve">is reserved; use</w:t>
-      </w:r>
-      <w:r>
-        <w:t xml:space="preserve"> </w:t>
-      </w:r>
-      <w:r>
-        <w:rPr>
-          <w:rStyle w:val="VerbatimChar"/>
-        </w:rPr>
-        <w:t xml:space="preserve">request[["function"]]</w:t>
-      </w:r>
-      <w:r>
-        <w:t xml:space="preserve">. This broke the first R bridge run.</w:t>
+        <w:t xml:space="preserve">Mark</w:t>
+      </w:r>
+      <w:r>
+        <w:t xml:space="preserve"> </w:t>
+      </w:r>
+      <w:r>
+        <w:t xml:space="preserve">— hexagonal connexon split into teal (R) and amber (Python) halves, joined by an ivory channel with a navy pore on a navy field (Rust).</w:t>
       </w:r>
     </w:p>
     <w:p>
@@ -1315,28 +1433,103 @@
           <w:b/>
           <w:bCs/>
         </w:rPr>
-        <w:t xml:space="preserve">Never embed R or Python.</w:t>
-      </w:r>
-      <w:r>
-        <w:t xml:space="preserve"> </w:t>
-      </w:r>
-      <w:r>
-        <w:t xml:space="preserve">Process isolation avoids R’s thread model, Python’s GIL,</w:t>
-      </w:r>
-      <w:r>
-        <w:t xml:space="preserve"> </w:t>
-      </w:r>
-      <w:r>
-        <w:rPr>
-          <w:rStyle w:val="VerbatimChar"/>
-        </w:rPr>
-        <w:t xml:space="preserve">longjmp</w:t>
-      </w:r>
-      <w:r>
-        <w:t xml:space="preserve"> </w:t>
-      </w:r>
-      <w:r>
-        <w:t xml:space="preserve">across Rust frames and GPL linking.</w:t>
+        <w:t xml:space="preserve">Assets</w:t>
+      </w:r>
+      <w:r>
+        <w:t xml:space="preserve"> </w:t>
+      </w:r>
+      <w:r>
+        <w:t xml:space="preserve">—</w:t>
+      </w:r>
+      <w:r>
+        <w:t xml:space="preserve"> </w:t>
+      </w:r>
+      <w:r>
+        <w:rPr>
+          <w:rStyle w:val="VerbatimChar"/>
+        </w:rPr>
+        <w:t xml:space="preserve">assets/logo.svg</w:t>
+      </w:r>
+      <w:r>
+        <w:t xml:space="preserve">,</w:t>
+      </w:r>
+      <w:r>
+        <w:t xml:space="preserve"> </w:t>
+      </w:r>
+      <w:r>
+        <w:rPr>
+          <w:rStyle w:val="VerbatimChar"/>
+        </w:rPr>
+        <w:t xml:space="preserve">logo.png</w:t>
+      </w:r>
+      <w:r>
+        <w:t xml:space="preserve"> </w:t>
+      </w:r>
+      <w:r>
+        <w:t xml:space="preserve">(1024),</w:t>
+      </w:r>
+      <w:r>
+        <w:t xml:space="preserve"> </w:t>
+      </w:r>
+      <w:r>
+        <w:rPr>
+          <w:rStyle w:val="VerbatimChar"/>
+        </w:rPr>
+        <w:t xml:space="preserve">logo-512.png</w:t>
+      </w:r>
+      <w:r>
+        <w:t xml:space="preserve">,</w:t>
+      </w:r>
+      <w:r>
+        <w:t xml:space="preserve"> </w:t>
+      </w:r>
+      <w:r>
+        <w:rPr>
+          <w:rStyle w:val="VerbatimChar"/>
+        </w:rPr>
+        <w:t xml:space="preserve">logo-128.png</w:t>
+      </w:r>
+      <w:r>
+        <w:t xml:space="preserve">,</w:t>
+      </w:r>
+      <w:r>
+        <w:t xml:space="preserve"> </w:t>
+      </w:r>
+      <w:r>
+        <w:rPr>
+          <w:rStyle w:val="VerbatimChar"/>
+        </w:rPr>
+        <w:t xml:space="preserve">logo-transparent.svg/.png</w:t>
+      </w:r>
+      <w:r>
+        <w:t xml:space="preserve">,</w:t>
+      </w:r>
+      <w:r>
+        <w:t xml:space="preserve"> </w:t>
+      </w:r>
+      <w:r>
+        <w:rPr>
+          <w:rStyle w:val="VerbatimChar"/>
+        </w:rPr>
+        <w:t xml:space="preserve">favicon.svg</w:t>
+      </w:r>
+      <w:r>
+        <w:t xml:space="preserve">,</w:t>
+      </w:r>
+      <w:r>
+        <w:t xml:space="preserve"> </w:t>
+      </w:r>
+      <w:r>
+        <w:rPr>
+          <w:rStyle w:val="VerbatimChar"/>
+        </w:rPr>
+        <w:t xml:space="preserve">social-preview.png</w:t>
+      </w:r>
+      <w:r>
+        <w:t xml:space="preserve"> </w:t>
+      </w:r>
+      <w:r>
+        <w:t xml:space="preserve">(1280×640).</w:t>
       </w:r>
     </w:p>
     <w:p>
@@ -1348,217 +1541,47 @@
         </w:numPr>
       </w:pPr>
       <w:r>
-        <w:rPr>
-          <w:b/>
-          <w:bCs/>
-        </w:rPr>
-        <w:t xml:space="preserve">Never nest parallelism.</w:t>
-      </w:r>
-      <w:r>
-        <w:t xml:space="preserve"> </w:t>
-      </w:r>
-      <w:r>
-        <w:t xml:space="preserve">One Rayon level; BLAS pinned to 1 thread per worker.</w:t>
-      </w:r>
-    </w:p>
-    <w:p>
-      <w:pPr>
-        <w:pStyle w:val="Compact"/>
-        <w:numPr>
-          <w:ilvl w:val="0"/>
-          <w:numId w:val="1005"/>
-        </w:numPr>
-      </w:pPr>
-      <w:r>
-        <w:rPr>
-          <w:b/>
-          <w:bCs/>
-        </w:rPr>
-        <w:t xml:space="preserve">Never install a driver automatically.</w:t>
-      </w:r>
-      <w:r>
-        <w:t xml:space="preserve"> </w:t>
-      </w:r>
-      <w:r>
-        <w:t xml:space="preserve">Detect, explain, and print the command.</w:t>
-      </w:r>
-    </w:p>
-    <w:p>
-      <w:pPr>
-        <w:pStyle w:val="Compact"/>
-        <w:numPr>
-          <w:ilvl w:val="0"/>
-          <w:numId w:val="1005"/>
-        </w:numPr>
-      </w:pPr>
-      <w:r>
-        <w:rPr>
-          <w:b/>
-          <w:bCs/>
-        </w:rPr>
-        <w:t xml:space="preserve">Never propose ROCm for</w:t>
-      </w:r>
-      <w:r>
-        <w:rPr>
-          <w:b/>
-          <w:bCs/>
-        </w:rPr>
-        <w:t xml:space="preserve"> </w:t>
-      </w:r>
-      <w:r>
-        <w:rPr>
-          <w:rStyle w:val="VerbatimChar"/>
-          <w:b/>
-          <w:bCs/>
-        </w:rPr>
-        <w:t xml:space="preserve">gfx803</w:t>
-      </w:r>
-      <w:r>
-        <w:rPr>
-          <w:b/>
-          <w:bCs/>
-        </w:rPr>
-        <w:t xml:space="preserve">.</w:t>
-      </w:r>
-      <w:r>
-        <w:t xml:space="preserve"> </w:t>
-      </w:r>
-      <w:r>
-        <w:t xml:space="preserve">Probe the architecture, not the vendor.</w:t>
-      </w:r>
-    </w:p>
-    <w:p>
-      <w:pPr>
-        <w:pStyle w:val="Compact"/>
-        <w:numPr>
-          <w:ilvl w:val="0"/>
-          <w:numId w:val="1005"/>
-        </w:numPr>
-      </w:pPr>
-      <w:r>
-        <w:rPr>
-          <w:b/>
-          <w:bCs/>
-        </w:rPr>
-        <w:t xml:space="preserve">Never trust</w:t>
-      </w:r>
-      <w:r>
-        <w:rPr>
-          <w:b/>
-          <w:bCs/>
-        </w:rPr>
-        <w:t xml:space="preserve"> </w:t>
-      </w:r>
-      <w:r>
-        <w:rPr>
-          <w:rStyle w:val="VerbatimChar"/>
-          <w:b/>
-          <w:bCs/>
-        </w:rPr>
-        <w:t xml:space="preserve">nproc</w:t>
-      </w:r>
-      <w:r>
-        <w:rPr>
-          <w:b/>
-          <w:bCs/>
-        </w:rPr>
-        <w:t xml:space="preserve"> </w:t>
-      </w:r>
-      <w:r>
-        <w:rPr>
-          <w:b/>
-          <w:bCs/>
-        </w:rPr>
-        <w:t xml:space="preserve">alone.</w:t>
-      </w:r>
-      <w:r>
-        <w:t xml:space="preserve"> </w:t>
-      </w:r>
-      <w:r>
-        <w:t xml:space="preserve">Read physical cores and cgroup quotas.</w:t>
-      </w:r>
-    </w:p>
-    <w:p>
-      <w:pPr>
-        <w:pStyle w:val="Compact"/>
-        <w:numPr>
-          <w:ilvl w:val="0"/>
-          <w:numId w:val="1005"/>
-        </w:numPr>
-      </w:pPr>
-      <w:r>
-        <w:rPr>
-          <w:b/>
-          <w:bCs/>
-        </w:rPr>
-        <w:t xml:space="preserve">Never let a bridge failure panic the runtime.</w:t>
-      </w:r>
-      <w:r>
-        <w:t xml:space="preserve"> </w:t>
-      </w:r>
-      <w:r>
-        <w:t xml:space="preserve">Return a typed error with the interpreter’s message.</w:t>
-      </w:r>
-    </w:p>
-    <w:p>
-      <w:pPr>
-        <w:pStyle w:val="Compact"/>
-        <w:numPr>
-          <w:ilvl w:val="0"/>
-          <w:numId w:val="1005"/>
-        </w:numPr>
-      </w:pPr>
-      <w:r>
-        <w:rPr>
-          <w:b/>
-          <w:bCs/>
-        </w:rPr>
-        <w:t xml:space="preserve">Never use</w:t>
-      </w:r>
-      <w:r>
-        <w:rPr>
-          <w:b/>
-          <w:bCs/>
-        </w:rPr>
-        <w:t xml:space="preserve"> </w:t>
-      </w:r>
-      <w:r>
-        <w:rPr>
-          <w:rStyle w:val="VerbatimChar"/>
-          <w:b/>
-          <w:bCs/>
-        </w:rPr>
-        <w:t xml:space="preserve">-C target-cpu=native</w:t>
-      </w:r>
-      <w:r>
-        <w:rPr>
-          <w:b/>
-          <w:bCs/>
-        </w:rPr>
-        <w:t xml:space="preserve"> </w:t>
-      </w:r>
-      <w:r>
-        <w:rPr>
-          <w:b/>
-          <w:bCs/>
-        </w:rPr>
-        <w:t xml:space="preserve">in release builds.</w:t>
-      </w:r>
-      <w:r>
-        <w:t xml:space="preserve"> </w:t>
-      </w:r>
-      <w:r>
-        <w:t xml:space="preserve">Use baseline binaries plus runtime dispatch.</w:t>
+        <w:t xml:space="preserve">README logo is centered with a</w:t>
+      </w:r>
+      <w:r>
+        <w:t xml:space="preserve"> </w:t>
+      </w:r>
+      <w:r>
+        <w:rPr>
+          <w:rStyle w:val="VerbatimChar"/>
+        </w:rPr>
+        <w:t xml:space="preserve">&lt;div align="center"&gt;</w:t>
+      </w:r>
+      <w:r>
+        <w:t xml:space="preserve"> </w:t>
+      </w:r>
+      <w:r>
+        <w:t xml:space="preserve">wrapper around a Markdown image, so GitHub centers it and</w:t>
+      </w:r>
+      <w:r>
+        <w:t xml:space="preserve"> </w:t>
+      </w:r>
+      <w:r>
+        <w:rPr>
+          <w:rStyle w:val="VerbatimChar"/>
+        </w:rPr>
+        <w:t xml:space="preserve">README.docx</w:t>
+      </w:r>
+      <w:r>
+        <w:t xml:space="preserve"> </w:t>
+      </w:r>
+      <w:r>
+        <w:t xml:space="preserve">still embeds it.</w:t>
       </w:r>
     </w:p>
     <w:bookmarkEnd w:id="13"/>
-    <w:bookmarkStart w:id="14" w:name="key-resources-environment-info"/>
+    <w:bookmarkStart w:id="14" w:name="publication-and-outreach"/>
     <w:p>
       <w:pPr>
-        <w:pStyle w:val="Heading2"/>
-      </w:pPr>
-      <w:r>
-        <w:t xml:space="preserve">6. Key Resources &amp; Environment Info</w:t>
+        <w:pStyle w:val="Heading3"/>
+      </w:pPr>
+      <w:r>
+        <w:t xml:space="preserve">Publication and outreach</w:t>
       </w:r>
     </w:p>
     <w:p>
@@ -1574,16 +1597,25 @@
           <w:b/>
           <w:bCs/>
         </w:rPr>
-        <w:t xml:space="preserve">Project root:</w:t>
-      </w:r>
-      <w:r>
-        <w:t xml:space="preserve"> </w:t>
-      </w:r>
-      <w:r>
-        <w:rPr>
-          <w:rStyle w:val="VerbatimChar"/>
-        </w:rPr>
-        <w:t xml:space="preserve">/run/media/meng/Bioinformatics/New_language/connexon</w:t>
+        <w:t xml:space="preserve">GitHub</w:t>
+      </w:r>
+      <w:r>
+        <w:t xml:space="preserve"> </w:t>
+      </w:r>
+      <w:r>
+        <w:t xml:space="preserve">— public repository at https://github.com/LingzhangMeng/Connexon, default branch</w:t>
+      </w:r>
+      <w:r>
+        <w:t xml:space="preserve"> </w:t>
+      </w:r>
+      <w:r>
+        <w:rPr>
+          <w:rStyle w:val="VerbatimChar"/>
+        </w:rPr>
+        <w:t xml:space="preserve">main</w:t>
+      </w:r>
+      <w:r>
+        <w:t xml:space="preserve">, MIT licence.</w:t>
       </w:r>
     </w:p>
     <w:p>
@@ -1599,13 +1631,58 @@
           <w:b/>
           <w:bCs/>
         </w:rPr>
-        <w:t xml:space="preserve">Rust:</w:t>
-      </w:r>
-      <w:r>
-        <w:t xml:space="preserve"> </w:t>
-      </w:r>
-      <w:r>
-        <w:t xml:space="preserve">1.95.0 (2026-03-21); edition 2021; crates.io reachable.</w:t>
+        <w:t xml:space="preserve">Commits</w:t>
+      </w:r>
+      <w:r>
+        <w:t xml:space="preserve"> </w:t>
+      </w:r>
+      <w:r>
+        <w:t xml:space="preserve">—</w:t>
+      </w:r>
+      <w:r>
+        <w:t xml:space="preserve"> </w:t>
+      </w:r>
+      <w:r>
+        <w:rPr>
+          <w:rStyle w:val="VerbatimChar"/>
+        </w:rPr>
+        <w:t xml:space="preserve">34200e0</w:t>
+      </w:r>
+      <w:r>
+        <w:t xml:space="preserve"> </w:t>
+      </w:r>
+      <w:r>
+        <w:t xml:space="preserve">(package + docs + CI),</w:t>
+      </w:r>
+      <w:r>
+        <w:t xml:space="preserve"> </w:t>
+      </w:r>
+      <w:r>
+        <w:rPr>
+          <w:rStyle w:val="VerbatimChar"/>
+        </w:rPr>
+        <w:t xml:space="preserve">9e1be15</w:t>
+      </w:r>
+      <w:r>
+        <w:t xml:space="preserve"> </w:t>
+      </w:r>
+      <w:r>
+        <w:t xml:space="preserve">(mark, brand guide, social preview),</w:t>
+      </w:r>
+      <w:r>
+        <w:t xml:space="preserve"> </w:t>
+      </w:r>
+      <w:r>
+        <w:rPr>
+          <w:rStyle w:val="VerbatimChar"/>
+        </w:rPr>
+        <w:t xml:space="preserve">ffdacfe</w:t>
+      </w:r>
+      <w:r>
+        <w:t xml:space="preserve"> </w:t>
+      </w:r>
+      <w:r>
+        <w:t xml:space="preserve">(centered README mark).</w:t>
       </w:r>
     </w:p>
     <w:p>
@@ -1621,91 +1698,70 @@
           <w:b/>
           <w:bCs/>
         </w:rPr>
-        <w:t xml:space="preserve">Dependencies:</w:t>
-      </w:r>
-      <w:r>
-        <w:t xml:space="preserve"> </w:t>
-      </w:r>
-      <w:r>
-        <w:rPr>
-          <w:rStyle w:val="VerbatimChar"/>
-        </w:rPr>
-        <w:t xml:space="preserve">serde</w:t>
-      </w:r>
-      <w:r>
-        <w:t xml:space="preserve">,</w:t>
-      </w:r>
-      <w:r>
-        <w:t xml:space="preserve"> </w:t>
-      </w:r>
-      <w:r>
-        <w:rPr>
-          <w:rStyle w:val="VerbatimChar"/>
-        </w:rPr>
-        <w:t xml:space="preserve">serde_json</w:t>
-      </w:r>
-      <w:r>
-        <w:t xml:space="preserve">,</w:t>
-      </w:r>
-      <w:r>
-        <w:t xml:space="preserve"> </w:t>
-      </w:r>
-      <w:r>
-        <w:rPr>
-          <w:rStyle w:val="VerbatimChar"/>
-        </w:rPr>
-        <w:t xml:space="preserve">csv</w:t>
-      </w:r>
-      <w:r>
-        <w:t xml:space="preserve">,</w:t>
-      </w:r>
-      <w:r>
-        <w:t xml:space="preserve"> </w:t>
-      </w:r>
-      <w:r>
-        <w:rPr>
-          <w:rStyle w:val="VerbatimChar"/>
-        </w:rPr>
-        <w:t xml:space="preserve">tempfile</w:t>
-      </w:r>
-      <w:r>
-        <w:t xml:space="preserve">,</w:t>
-      </w:r>
-      <w:r>
-        <w:t xml:space="preserve"> </w:t>
-      </w:r>
-      <w:r>
-        <w:rPr>
-          <w:rStyle w:val="VerbatimChar"/>
-        </w:rPr>
-        <w:t xml:space="preserve">thiserror 2</w:t>
-      </w:r>
-      <w:r>
-        <w:t xml:space="preserve">,</w:t>
-      </w:r>
-      <w:r>
-        <w:t xml:space="preserve"> </w:t>
-      </w:r>
-      <w:r>
-        <w:rPr>
-          <w:rStyle w:val="VerbatimChar"/>
-        </w:rPr>
-        <w:t xml:space="preserve">rayon</w:t>
-      </w:r>
-      <w:r>
-        <w:t xml:space="preserve">,</w:t>
-      </w:r>
-      <w:r>
-        <w:t xml:space="preserve"> </w:t>
-      </w:r>
-      <w:r>
-        <w:rPr>
-          <w:rStyle w:val="VerbatimChar"/>
-        </w:rPr>
-        <w:t xml:space="preserve">clap 4</w:t>
-      </w:r>
-      <w:r>
-        <w:t xml:space="preserve">.</w:t>
+        <w:t xml:space="preserve">Deploy key</w:t>
+      </w:r>
+      <w:r>
+        <w:t xml:space="preserve"> </w:t>
+      </w:r>
+      <w:r>
+        <w:t xml:space="preserve">— dedicated</w:t>
+      </w:r>
+      <w:r>
+        <w:t xml:space="preserve"> </w:t>
+      </w:r>
+      <w:r>
+        <w:rPr>
+          <w:rStyle w:val="VerbatimChar"/>
+        </w:rPr>
+        <w:t xml:space="preserve">~/.ssh/connexon_deploy</w:t>
+      </w:r>
+      <w:r>
+        <w:t xml:space="preserve"> </w:t>
+      </w:r>
+      <w:r>
+        <w:t xml:space="preserve">(private key mode 600), SSH alias</w:t>
+      </w:r>
+      <w:r>
+        <w:t xml:space="preserve"> </w:t>
+      </w:r>
+      <w:r>
+        <w:rPr>
+          <w:rStyle w:val="VerbatimChar"/>
+        </w:rPr>
+        <w:t xml:space="preserve">github-connexon</w:t>
+      </w:r>
+      <w:r>
+        <w:t xml:space="preserve"> </w:t>
+      </w:r>
+      <w:r>
+        <w:t xml:space="preserve">using</w:t>
+      </w:r>
+      <w:r>
+        <w:t xml:space="preserve"> </w:t>
+      </w:r>
+      <w:r>
+        <w:rPr>
+          <w:rStyle w:val="VerbatimChar"/>
+        </w:rPr>
+        <w:t xml:space="preserve">ssh.github.com:443</w:t>
+      </w:r>
+      <w:r>
+        <w:t xml:space="preserve">;</w:t>
+      </w:r>
+      <w:r>
+        <w:t xml:space="preserve"> </w:t>
+      </w:r>
+      <w:r>
+        <w:rPr>
+          <w:rStyle w:val="VerbatimChar"/>
+        </w:rPr>
+        <w:t xml:space="preserve">git push</w:t>
+      </w:r>
+      <w:r>
+        <w:t xml:space="preserve"> </w:t>
+      </w:r>
+      <w:r>
+        <w:t xml:space="preserve">works.</w:t>
       </w:r>
     </w:p>
     <w:p>
@@ -1721,28 +1777,51 @@
           <w:b/>
           <w:bCs/>
         </w:rPr>
-        <w:t xml:space="preserve">R:</w:t>
-      </w:r>
-      <w:r>
-        <w:t xml:space="preserve"> </w:t>
-      </w:r>
-      <w:r>
-        <w:t xml:space="preserve">4.6.1 with</w:t>
-      </w:r>
-      <w:r>
-        <w:t xml:space="preserve"> </w:t>
-      </w:r>
-      <w:r>
-        <w:rPr>
-          <w:rStyle w:val="VerbatimChar"/>
-        </w:rPr>
-        <w:t xml:space="preserve">jsonlite</w:t>
-      </w:r>
-      <w:r>
-        <w:t xml:space="preserve"> </w:t>
-      </w:r>
-      <w:r>
-        <w:t xml:space="preserve">available.</w:t>
+        <w:t xml:space="preserve">WeChat Moments draft</w:t>
+      </w:r>
+      <w:r>
+        <w:t xml:space="preserve"> </w:t>
+      </w:r>
+      <w:r>
+        <w:t xml:space="preserve">—</w:t>
+      </w:r>
+      <w:r>
+        <w:t xml:space="preserve"> </w:t>
+      </w:r>
+      <w:r>
+        <w:rPr>
+          <w:rStyle w:val="VerbatimChar"/>
+          <w:rFonts w:hint="eastAsia"/>
+        </w:rPr>
+        <w:t xml:space="preserve">/home/meng/Desktop/Connexon_微信朋友圈文稿.md</w:t>
+      </w:r>
+      <w:r>
+        <w:t xml:space="preserve"> </w:t>
+      </w:r>
+      <w:r>
+        <w:t xml:space="preserve">and</w:t>
+      </w:r>
+      <w:r>
+        <w:t xml:space="preserve"> </w:t>
+      </w:r>
+      <w:r>
+        <w:rPr>
+          <w:rStyle w:val="VerbatimChar"/>
+        </w:rPr>
+        <w:t xml:space="preserve">.docx</w:t>
+      </w:r>
+      <w:r>
+        <w:t xml:space="preserve">: industry pain points, R/Python advantages, use cases (vector/graph, NLP, medical big data, medical AI, CPU multicore, CUDA/ROCm), download link, inventor; plus short/technical versions, nine-grid plan, Q&amp;A and publication tips.</w:t>
+      </w:r>
+    </w:p>
+    <w:bookmarkEnd w:id="14"/>
+    <w:bookmarkStart w:id="15" w:name="decisions-made-and-rationale"/>
+    <w:p>
+      <w:pPr>
+        <w:pStyle w:val="Heading3"/>
+      </w:pPr>
+      <w:r>
+        <w:t xml:space="preserve">Decisions made and rationale</w:t>
       </w:r>
     </w:p>
     <w:p>
@@ -1750,7 +1829,7 @@
         <w:pStyle w:val="Compact"/>
         <w:numPr>
           <w:ilvl w:val="0"/>
-          <w:numId w:val="1006"/>
+          <w:numId w:val="1007"/>
         </w:numPr>
       </w:pPr>
       <w:r>
@@ -1758,13 +1837,13 @@
           <w:b/>
           <w:bCs/>
         </w:rPr>
-        <w:t xml:space="preserve">Python:</w:t>
-      </w:r>
-      <w:r>
-        <w:t xml:space="preserve"> </w:t>
-      </w:r>
-      <w:r>
-        <w:t xml:space="preserve">3.13.13 (miniconda) with the standard library.</w:t>
+        <w:t xml:space="preserve">Process isolation for R/Python</w:t>
+      </w:r>
+      <w:r>
+        <w:t xml:space="preserve"> </w:t>
+      </w:r>
+      <w:r>
+        <w:t xml:space="preserve">— avoids GIL, R’s single-threaded/longjmp model, crash propagation, GPL linking; the only portable design on Windows/macOS.</w:t>
       </w:r>
     </w:p>
     <w:p>
@@ -1772,7 +1851,7 @@
         <w:pStyle w:val="Compact"/>
         <w:numPr>
           <w:ilvl w:val="0"/>
-          <w:numId w:val="1006"/>
+          <w:numId w:val="1007"/>
         </w:numPr>
       </w:pPr>
       <w:r>
@@ -1780,22 +1859,13 @@
           <w:b/>
           <w:bCs/>
         </w:rPr>
-        <w:t xml:space="preserve">Hardware:</w:t>
-      </w:r>
-      <w:r>
-        <w:t xml:space="preserve"> </w:t>
-      </w:r>
-      <w:r>
-        <w:t xml:space="preserve">Intel i5-10400, 6C/12T, 61.6 GiB RAM, Intel UHD 630, AMD WX 3200 (</w:t>
-      </w:r>
-      <w:r>
-        <w:rPr>
-          <w:rStyle w:val="VerbatimChar"/>
-        </w:rPr>
-        <w:t xml:space="preserve">gfx803</w:t>
-      </w:r>
-      <w:r>
-        <w:t xml:space="preserve">, 4 GiB, no ROCm toolchain).</w:t>
+        <w:t xml:space="preserve">JSON now, Arrow/DLPack later</w:t>
+      </w:r>
+      <w:r>
+        <w:t xml:space="preserve"> </w:t>
+      </w:r>
+      <w:r>
+        <w:t xml:space="preserve">— debuggable Phase 0 contract; Phase 1–2 keeps the same process boundary with zero-copy formats.</w:t>
       </w:r>
     </w:p>
     <w:p>
@@ -1803,7 +1873,7 @@
         <w:pStyle w:val="Compact"/>
         <w:numPr>
           <w:ilvl w:val="0"/>
-          <w:numId w:val="1006"/>
+          <w:numId w:val="1007"/>
         </w:numPr>
       </w:pPr>
       <w:r>
@@ -1811,103 +1881,13 @@
           <w:b/>
           <w:bCs/>
         </w:rPr>
-        <w:t xml:space="preserve">Commands:</w:t>
-      </w:r>
-      <w:r>
-        <w:t xml:space="preserve"> </w:t>
-      </w:r>
-      <w:r>
-        <w:rPr>
-          <w:rStyle w:val="VerbatimChar"/>
-        </w:rPr>
-        <w:t xml:space="preserve">make build</w:t>
-      </w:r>
-      <w:r>
-        <w:t xml:space="preserve">,</w:t>
-      </w:r>
-      <w:r>
-        <w:t xml:space="preserve"> </w:t>
-      </w:r>
-      <w:r>
-        <w:rPr>
-          <w:rStyle w:val="VerbatimChar"/>
-        </w:rPr>
-        <w:t xml:space="preserve">make test</w:t>
-      </w:r>
-      <w:r>
-        <w:t xml:space="preserve">,</w:t>
-      </w:r>
-      <w:r>
-        <w:t xml:space="preserve"> </w:t>
-      </w:r>
-      <w:r>
-        <w:rPr>
-          <w:rStyle w:val="VerbatimChar"/>
-        </w:rPr>
-        <w:t xml:space="preserve">make fmt</w:t>
-      </w:r>
-      <w:r>
-        <w:t xml:space="preserve">,</w:t>
-      </w:r>
-      <w:r>
-        <w:t xml:space="preserve"> </w:t>
-      </w:r>
-      <w:r>
-        <w:rPr>
-          <w:rStyle w:val="VerbatimChar"/>
-        </w:rPr>
-        <w:t xml:space="preserve">make clippy</w:t>
-      </w:r>
-      <w:r>
-        <w:t xml:space="preserve">,</w:t>
-      </w:r>
-      <w:r>
-        <w:t xml:space="preserve"> </w:t>
-      </w:r>
-      <w:r>
-        <w:rPr>
-          <w:rStyle w:val="VerbatimChar"/>
-        </w:rPr>
-        <w:t xml:space="preserve">make run</w:t>
-      </w:r>
-      <w:r>
-        <w:t xml:space="preserve">,</w:t>
-      </w:r>
-      <w:r>
-        <w:t xml:space="preserve"> </w:t>
-      </w:r>
-      <w:r>
-        <w:rPr>
-          <w:rStyle w:val="VerbatimChar"/>
-        </w:rPr>
-        <w:t xml:space="preserve">make doctor</w:t>
-      </w:r>
-      <w:r>
-        <w:t xml:space="preserve">,</w:t>
-      </w:r>
-      <w:r>
-        <w:t xml:space="preserve"> </w:t>
-      </w:r>
-      <w:r>
-        <w:rPr>
-          <w:rStyle w:val="VerbatimChar"/>
-        </w:rPr>
-        <w:t xml:space="preserve">make install-plan</w:t>
-      </w:r>
-      <w:r>
-        <w:t xml:space="preserve">,</w:t>
-      </w:r>
-      <w:r>
-        <w:t xml:space="preserve"> </w:t>
-      </w:r>
-      <w:r>
-        <w:rPr>
-          <w:rStyle w:val="VerbatimChar"/>
-        </w:rPr>
-        <w:t xml:space="preserve">make docs</w:t>
-      </w:r>
-      <w:r>
-        <w:t xml:space="preserve">.</w:t>
+        <w:t xml:space="preserve">One level of parallelism</w:t>
+      </w:r>
+      <w:r>
+        <w:t xml:space="preserve"> </w:t>
+      </w:r>
+      <w:r>
+        <w:t xml:space="preserve">— Rayon for large native operations; BLAS pinned to 1 thread per worker; never nest pools.</w:t>
       </w:r>
     </w:p>
     <w:p>
@@ -1915,7 +1895,7 @@
         <w:pStyle w:val="Compact"/>
         <w:numPr>
           <w:ilvl w:val="0"/>
-          <w:numId w:val="1006"/>
+          <w:numId w:val="1007"/>
         </w:numPr>
       </w:pPr>
       <w:r>
@@ -1923,37 +1903,13 @@
           <w:b/>
           <w:bCs/>
         </w:rPr>
-        <w:t xml:space="preserve">Artifacts:</w:t>
-      </w:r>
-      <w:r>
-        <w:t xml:space="preserve"> </w:t>
-      </w:r>
-      <w:r>
-        <w:rPr>
-          <w:rStyle w:val="VerbatimChar"/>
-        </w:rPr>
-        <w:t xml:space="preserve">connexon.install-plan.json</w:t>
-      </w:r>
-      <w:r>
-        <w:t xml:space="preserve"> </w:t>
-      </w:r>
-      <w:r>
-        <w:t xml:space="preserve">(generated, git-ignored),</w:t>
-      </w:r>
-      <w:r>
-        <w:t xml:space="preserve"> </w:t>
-      </w:r>
-      <w:r>
-        <w:rPr>
-          <w:rStyle w:val="VerbatimChar"/>
-        </w:rPr>
-        <w:t xml:space="preserve">target/</w:t>
-      </w:r>
-      <w:r>
-        <w:t xml:space="preserve"> </w:t>
-      </w:r>
-      <w:r>
-        <w:t xml:space="preserve">(git-ignored).</w:t>
+        <w:t xml:space="preserve">Installer is a planner</w:t>
+      </w:r>
+      <w:r>
+        <w:t xml:space="preserve"> </w:t>
+      </w:r>
+      <w:r>
+        <w:t xml:space="preserve">— never install drivers automatically; never plan a backend the hardware cannot run.</w:t>
       </w:r>
     </w:p>
     <w:p>
@@ -1961,7 +1917,7 @@
         <w:pStyle w:val="Compact"/>
         <w:numPr>
           <w:ilvl w:val="0"/>
-          <w:numId w:val="1006"/>
+          <w:numId w:val="1007"/>
         </w:numPr>
       </w:pPr>
       <w:r>
@@ -1969,19 +1925,13 @@
           <w:b/>
           <w:bCs/>
         </w:rPr>
-        <w:t xml:space="preserve">Developer:</w:t>
-      </w:r>
-      <w:r>
-        <w:t xml:space="preserve"> </w:t>
-      </w:r>
-      <w:r>
-        <w:t xml:space="preserve">Prof. Dr. rer. nat. Lingzhang Meng, Research Center for Medical Big Data and Artificial Intelligence, The People’s Hospital of Guangxi Zhuang Autonomous Region (Guangxi Academy of Medical Sciences); </w:t>
-      </w:r>
-      <w:r>
-        <w:rPr>
-          <w:rFonts w:hint="eastAsia"/>
-        </w:rPr>
-        <w:t xml:space="preserve">孟令章教授[广西壮族自治区人民医院（广西医学科学院）,医学大数据与人工智能研究中心].</w:t>
+        <w:t xml:space="preserve">MIT licence</w:t>
+      </w:r>
+      <w:r>
+        <w:t xml:space="preserve"> </w:t>
+      </w:r>
+      <w:r>
+        <w:t xml:space="preserve">— per user request; matches the published repository.</w:t>
       </w:r>
     </w:p>
     <w:p>
@@ -1989,7 +1939,7 @@
         <w:pStyle w:val="Compact"/>
         <w:numPr>
           <w:ilvl w:val="0"/>
-          <w:numId w:val="1006"/>
+          <w:numId w:val="1007"/>
         </w:numPr>
       </w:pPr>
       <w:r>
@@ -1997,13 +1947,13 @@
           <w:b/>
           <w:bCs/>
         </w:rPr>
-        <w:t xml:space="preserve">Naming:</w:t>
-      </w:r>
-      <w:r>
-        <w:t xml:space="preserve"> </w:t>
-      </w:r>
-      <w:r>
-        <w:t xml:space="preserve">Connexon, CLI</w:t>
+        <w:t xml:space="preserve">Name Connexon</w:t>
+      </w:r>
+      <w:r>
+        <w:t xml:space="preserve"> </w:t>
+      </w:r>
+      <w:r>
+        <w:t xml:space="preserve">—</w:t>
       </w:r>
       <w:r>
         <w:t xml:space="preserve"> </w:t>
@@ -2015,7 +1965,7 @@
         <w:t xml:space="preserve">cnx</w:t>
       </w:r>
       <w:r>
-        <w:t xml:space="preserve">, extension</w:t>
+        <w:t xml:space="preserve">,</w:t>
       </w:r>
       <w:r>
         <w:t xml:space="preserve"> </w:t>
@@ -2027,106 +1977,3121 @@
         <w:t xml:space="preserve">.cnx</w:t>
       </w:r>
       <w:r>
-        <w:t xml:space="preserve">, Chinese </w:t>
+        <w:t xml:space="preserve">, </w:t>
       </w:r>
       <w:r>
         <w:rPr>
           <w:rFonts w:hint="eastAsia"/>
         </w:rPr>
-        <w:t xml:space="preserve">连接子,</w:t>
-      </w:r>
-      <w:r>
-        <w:t xml:space="preserve"> GitHub org</w:t>
-      </w:r>
-      <w:r>
-        <w:t xml:space="preserve"> </w:t>
-      </w:r>
-      <w:r>
-        <w:rPr>
-          <w:rStyle w:val="VerbatimChar"/>
-        </w:rPr>
-        <w:t xml:space="preserve">connexon-lang</w:t>
-      </w:r>
-      <w:r>
-        <w:t xml:space="preserve">, domain</w:t>
-      </w:r>
-      <w:r>
-        <w:t xml:space="preserve"> </w:t>
-      </w:r>
-      <w:r>
-        <w:rPr>
-          <w:rStyle w:val="VerbatimChar"/>
-        </w:rPr>
-        <w:t xml:space="preserve">connexon.dev</w:t>
-      </w:r>
-      <w:r>
-        <w:t xml:space="preserve"> </w:t>
-      </w:r>
-      <w:r>
-        <w:t xml:space="preserve">(likely available at check time).</w:t>
-      </w:r>
-    </w:p>
-    <w:bookmarkEnd w:id="14"/>
-    <w:bookmarkStart w:id="15" w:name="startup-instruction-for-the-next-session"/>
-    <w:p>
-      <w:pPr>
-        <w:pStyle w:val="Heading2"/>
-      </w:pPr>
-      <w:r>
-        <w:t xml:space="preserve">7. Startup Instruction for the Next Session</w:t>
-      </w:r>
-    </w:p>
-    <w:p>
-      <w:pPr>
-        <w:pStyle w:val="BlockText"/>
-      </w:pPr>
-      <w:r>
-        <w:rPr>
-          <w:b/>
-          <w:bCs/>
-        </w:rPr>
-        <w:t xml:space="preserve">When starting a new session, the very first message must be:</w:t>
-      </w:r>
-      <w:r>
-        <w:rPr>
-          <w:b/>
-          <w:bCs/>
-        </w:rPr>
-        <w:t xml:space="preserve"> </w:t>
-      </w:r>
-      <w:r>
-        <w:rPr>
-          <w:b/>
-          <w:bCs/>
-        </w:rPr>
-        <w:t xml:space="preserve">“Read handoff.md first.”</w:t>
-      </w:r>
-    </w:p>
-    <w:p>
-      <w:pPr>
-        <w:pStyle w:val="FirstParagraph"/>
-      </w:pPr>
-      <w:r>
-        <w:t xml:space="preserve">Then restate the state above before changing anything. If the previous session was interrupted, check</w:t>
-      </w:r>
-      <w:r>
-        <w:t xml:space="preserve"> </w:t>
-      </w:r>
-      <w:r>
-        <w:rPr>
-          <w:rStyle w:val="VerbatimChar"/>
-        </w:rPr>
-        <w:t xml:space="preserve">cargo test --workspace</w:t>
-      </w:r>
-      <w:r>
-        <w:t xml:space="preserve"> </w:t>
-      </w:r>
-      <w:r>
-        <w:t xml:space="preserve">and the example outputs first; those are the authoritative record of what works.</w:t>
+        <w:t xml:space="preserve">连接子;</w:t>
+      </w:r>
+      <w:r>
+        <w:t xml:space="preserve"> the gap-junction metaphor.</w:t>
       </w:r>
     </w:p>
     <w:bookmarkEnd w:id="15"/>
     <w:bookmarkEnd w:id="16"/>
+    <w:bookmarkStart w:id="17" w:name="current-blockers-where-we-are-stuck"/>
+    <w:p>
+      <w:pPr>
+        <w:pStyle w:val="Heading2"/>
+      </w:pPr>
+      <w:r>
+        <w:t xml:space="preserve">3. Current Blockers (Where we are stuck)</w:t>
+      </w:r>
+    </w:p>
+    <w:p>
+      <w:pPr>
+        <w:pStyle w:val="FirstParagraph"/>
+      </w:pPr>
+      <w:r>
+        <w:rPr>
+          <w:b/>
+          <w:bCs/>
+        </w:rPr>
+        <w:t xml:space="preserve">None blocking.</w:t>
+      </w:r>
+      <w:r>
+        <w:t xml:space="preserve"> </w:t>
+      </w:r>
+      <w:r>
+        <w:t xml:space="preserve">Deliberate Phase 0 limits and pending manual actions:</w:t>
+      </w:r>
+    </w:p>
+    <w:p>
+      <w:pPr>
+        <w:pStyle w:val="Compact"/>
+        <w:numPr>
+          <w:ilvl w:val="0"/>
+          <w:numId w:val="1008"/>
+        </w:numPr>
+      </w:pPr>
+      <w:r>
+        <w:rPr>
+          <w:b/>
+          <w:bCs/>
+        </w:rPr>
+        <w:t xml:space="preserve">Tables are row-oriented in memory</w:t>
+      </w:r>
+      <w:r>
+        <w:t xml:space="preserve">; Arrow is Phase 1. Impact: memory use on large tables.</w:t>
+      </w:r>
+    </w:p>
+    <w:p>
+      <w:pPr>
+        <w:pStyle w:val="Compact"/>
+        <w:numPr>
+          <w:ilvl w:val="0"/>
+          <w:numId w:val="1008"/>
+        </w:numPr>
+      </w:pPr>
+      <w:r>
+        <w:rPr>
+          <w:b/>
+          <w:bCs/>
+        </w:rPr>
+        <w:t xml:space="preserve">Bridge payloads are JSON</w:t>
+      </w:r>
+      <w:r>
+        <w:t xml:space="preserve">; complex objects (DESeqDataSet, DataFrame, tensors) need Phase 1 adapters. Impact: cannot pass fitted models or assay objects.</w:t>
+      </w:r>
+    </w:p>
+    <w:p>
+      <w:pPr>
+        <w:pStyle w:val="Compact"/>
+        <w:numPr>
+          <w:ilvl w:val="0"/>
+          <w:numId w:val="1008"/>
+        </w:numPr>
+      </w:pPr>
+      <w:r>
+        <w:rPr>
+          <w:b/>
+          <w:bCs/>
+        </w:rPr>
+        <w:t xml:space="preserve">The installer plans but does not download</w:t>
+      </w:r>
+      <w:r>
+        <w:t xml:space="preserve">. Impact:</w:t>
+      </w:r>
+      <w:r>
+        <w:t xml:space="preserve"> </w:t>
+      </w:r>
+      <w:r>
+        <w:rPr>
+          <w:rStyle w:val="VerbatimChar"/>
+        </w:rPr>
+        <w:t xml:space="preserve">cnx install</w:t>
+      </w:r>
+      <w:r>
+        <w:t xml:space="preserve"> </w:t>
+      </w:r>
+      <w:r>
+        <w:t xml:space="preserve">is a dry run.</w:t>
+      </w:r>
+    </w:p>
+    <w:p>
+      <w:pPr>
+        <w:pStyle w:val="Compact"/>
+        <w:numPr>
+          <w:ilvl w:val="0"/>
+          <w:numId w:val="1008"/>
+        </w:numPr>
+      </w:pPr>
+      <w:r>
+        <w:rPr>
+          <w:b/>
+          <w:bCs/>
+        </w:rPr>
+        <w:t xml:space="preserve">GPU execution and AI calls are not implemented</w:t>
+      </w:r>
+      <w:r>
+        <w:t xml:space="preserve">; only detection/planning exists. Impact: CUDA/ROCm and AI training are Phase 2.</w:t>
+      </w:r>
+    </w:p>
+    <w:p>
+      <w:pPr>
+        <w:pStyle w:val="Compact"/>
+        <w:numPr>
+          <w:ilvl w:val="0"/>
+          <w:numId w:val="1008"/>
+        </w:numPr>
+      </w:pPr>
+      <w:r>
+        <w:rPr>
+          <w:b/>
+          <w:bCs/>
+        </w:rPr>
+        <w:t xml:space="preserve">This machine is CPU-only for heavy compute</w:t>
+      </w:r>
+      <w:r>
+        <w:t xml:space="preserve">: AMD WX 3200 is</w:t>
+      </w:r>
+      <w:r>
+        <w:t xml:space="preserve"> </w:t>
+      </w:r>
+      <w:r>
+        <w:rPr>
+          <w:rStyle w:val="VerbatimChar"/>
+        </w:rPr>
+        <w:t xml:space="preserve">gfx803</w:t>
+      </w:r>
+      <w:r>
+        <w:t xml:space="preserve">, unsupported by modern ROCm. GPU work must be tested on a CUDA or supported-ROCm node.</w:t>
+      </w:r>
+    </w:p>
+    <w:p>
+      <w:pPr>
+        <w:pStyle w:val="Compact"/>
+        <w:numPr>
+          <w:ilvl w:val="0"/>
+          <w:numId w:val="1008"/>
+        </w:numPr>
+      </w:pPr>
+      <w:r>
+        <w:rPr>
+          <w:b/>
+          <w:bCs/>
+        </w:rPr>
+        <w:t xml:space="preserve">GitHub social preview</w:t>
+      </w:r>
+      <w:r>
+        <w:t xml:space="preserve"> </w:t>
+      </w:r>
+      <w:r>
+        <w:t xml:space="preserve">— upload</w:t>
+      </w:r>
+      <w:r>
+        <w:t xml:space="preserve"> </w:t>
+      </w:r>
+      <w:r>
+        <w:rPr>
+          <w:rStyle w:val="VerbatimChar"/>
+        </w:rPr>
+        <w:t xml:space="preserve">assets/social-preview.png</w:t>
+      </w:r>
+      <w:r>
+        <w:t xml:space="preserve"> </w:t>
+      </w:r>
+      <w:r>
+        <w:t xml:space="preserve">manually under Settings → General → Social preview. Not done yet.</w:t>
+      </w:r>
+    </w:p>
+    <w:p>
+      <w:pPr>
+        <w:pStyle w:val="Compact"/>
+        <w:numPr>
+          <w:ilvl w:val="0"/>
+          <w:numId w:val="1008"/>
+        </w:numPr>
+      </w:pPr>
+      <w:r>
+        <w:rPr>
+          <w:b/>
+          <w:bCs/>
+        </w:rPr>
+        <w:t xml:space="preserve">First GitHub Actions run</w:t>
+      </w:r>
+      <w:r>
+        <w:t xml:space="preserve"> </w:t>
+      </w:r>
+      <w:r>
+        <w:t xml:space="preserve">— status not yet observed. 【To be confirmed: check the Actions tab after the latest push.】</w:t>
+      </w:r>
+    </w:p>
+    <w:p>
+      <w:pPr>
+        <w:pStyle w:val="Compact"/>
+        <w:numPr>
+          <w:ilvl w:val="0"/>
+          <w:numId w:val="1008"/>
+        </w:numPr>
+      </w:pPr>
+      <w:r>
+        <w:rPr>
+          <w:b/>
+          <w:bCs/>
+        </w:rPr>
+        <w:t xml:space="preserve">Release tag</w:t>
+      </w:r>
+      <w:r>
+        <w:rPr>
+          <w:b/>
+          <w:bCs/>
+        </w:rPr>
+        <w:t xml:space="preserve"> </w:t>
+      </w:r>
+      <w:r>
+        <w:rPr>
+          <w:rStyle w:val="VerbatimChar"/>
+          <w:b/>
+          <w:bCs/>
+        </w:rPr>
+        <w:t xml:space="preserve">v0.1.0</w:t>
+      </w:r>
+      <w:r>
+        <w:t xml:space="preserve"> </w:t>
+      </w:r>
+      <w:r>
+        <w:t xml:space="preserve">— not created yet.</w:t>
+      </w:r>
+    </w:p>
+    <w:p>
+      <w:pPr>
+        <w:pStyle w:val="Compact"/>
+        <w:numPr>
+          <w:ilvl w:val="0"/>
+          <w:numId w:val="1008"/>
+        </w:numPr>
+      </w:pPr>
+      <w:r>
+        <w:rPr>
+          <w:rStyle w:val="VerbatimChar"/>
+          <w:b/>
+          <w:bCs/>
+        </w:rPr>
+        <w:t xml:space="preserve">ssh -T git@github-connexon</w:t>
+      </w:r>
+      <w:r>
+        <w:t xml:space="preserve"> </w:t>
+      </w:r>
+      <w:r>
+        <w:t xml:space="preserve">returns</w:t>
+      </w:r>
+      <w:r>
+        <w:t xml:space="preserve"> </w:t>
+      </w:r>
+      <w:r>
+        <w:rPr>
+          <w:rStyle w:val="VerbatimChar"/>
+        </w:rPr>
+        <w:t xml:space="preserve">Connection reset by peer</w:t>
+      </w:r>
+      <w:r>
+        <w:t xml:space="preserve"> </w:t>
+      </w:r>
+      <w:r>
+        <w:t xml:space="preserve">on port 443, but</w:t>
+      </w:r>
+      <w:r>
+        <w:t xml:space="preserve"> </w:t>
+      </w:r>
+      <w:r>
+        <w:rPr>
+          <w:rStyle w:val="VerbatimChar"/>
+        </w:rPr>
+        <w:t xml:space="preserve">git ls-remote</w:t>
+      </w:r>
+      <w:r>
+        <w:t xml:space="preserve"> </w:t>
+      </w:r>
+      <w:r>
+        <w:t xml:space="preserve">and</w:t>
+      </w:r>
+      <w:r>
+        <w:t xml:space="preserve"> </w:t>
+      </w:r>
+      <w:r>
+        <w:rPr>
+          <w:rStyle w:val="VerbatimChar"/>
+        </w:rPr>
+        <w:t xml:space="preserve">git push</w:t>
+      </w:r>
+      <w:r>
+        <w:t xml:space="preserve"> </w:t>
+      </w:r>
+      <w:r>
+        <w:t xml:space="preserve">authenticate and work. Do not treat the</w:t>
+      </w:r>
+      <w:r>
+        <w:t xml:space="preserve"> </w:t>
+      </w:r>
+      <w:r>
+        <w:rPr>
+          <w:rStyle w:val="VerbatimChar"/>
+        </w:rPr>
+        <w:t xml:space="preserve">ssh -T</w:t>
+      </w:r>
+      <w:r>
+        <w:t xml:space="preserve"> </w:t>
+      </w:r>
+      <w:r>
+        <w:t xml:space="preserve">banner as a blocker.</w:t>
+      </w:r>
+    </w:p>
+    <w:bookmarkEnd w:id="17"/>
+    <w:bookmarkStart w:id="18" w:name="next-steps-what-to-do-next"/>
+    <w:p>
+      <w:pPr>
+        <w:pStyle w:val="Heading2"/>
+      </w:pPr>
+      <w:r>
+        <w:t xml:space="preserve">4. Next Steps (What to do next)</w:t>
+      </w:r>
+    </w:p>
+    <w:p>
+      <w:pPr>
+        <w:pStyle w:val="Compact"/>
+        <w:numPr>
+          <w:ilvl w:val="0"/>
+          <w:numId w:val="1009"/>
+        </w:numPr>
+      </w:pPr>
+      <w:r>
+        <w:rPr>
+          <w:b/>
+          <w:bCs/>
+        </w:rPr>
+        <w:t xml:space="preserve">P0 — Create the GitHub release.</w:t>
+      </w:r>
+      <w:r>
+        <w:t xml:space="preserve"> </w:t>
+      </w:r>
+      <w:r>
+        <w:t xml:space="preserve">Tag</w:t>
+      </w:r>
+      <w:r>
+        <w:t xml:space="preserve"> </w:t>
+      </w:r>
+      <w:r>
+        <w:rPr>
+          <w:rStyle w:val="VerbatimChar"/>
+        </w:rPr>
+        <w:t xml:space="preserve">v0.1.0</w:t>
+      </w:r>
+      <w:r>
+        <w:t xml:space="preserve"> </w:t>
+      </w:r>
+      <w:r>
+        <w:t xml:space="preserve">at</w:t>
+      </w:r>
+      <w:r>
+        <w:t xml:space="preserve"> </w:t>
+      </w:r>
+      <w:r>
+        <w:rPr>
+          <w:rStyle w:val="VerbatimChar"/>
+        </w:rPr>
+        <w:t xml:space="preserve">ffdacfe</w:t>
+      </w:r>
+      <w:r>
+        <w:t xml:space="preserve">, push the tag, and publish release notes from the README. Owner: TBD. Trigger: after confirming CI.</w:t>
+      </w:r>
+    </w:p>
+    <w:p>
+      <w:pPr>
+        <w:pStyle w:val="Compact"/>
+        <w:numPr>
+          <w:ilvl w:val="0"/>
+          <w:numId w:val="1009"/>
+        </w:numPr>
+      </w:pPr>
+      <w:r>
+        <w:rPr>
+          <w:b/>
+          <w:bCs/>
+        </w:rPr>
+        <w:t xml:space="preserve">P0 — Upload the social preview</w:t>
+      </w:r>
+      <w:r>
+        <w:t xml:space="preserve"> </w:t>
+      </w:r>
+      <w:r>
+        <w:t xml:space="preserve">(</w:t>
+      </w:r>
+      <w:r>
+        <w:rPr>
+          <w:rStyle w:val="VerbatimChar"/>
+        </w:rPr>
+        <w:t xml:space="preserve">assets/social-preview.png</w:t>
+      </w:r>
+      <w:r>
+        <w:t xml:space="preserve">) and add repository topics/description (</w:t>
+      </w:r>
+      <w:r>
+        <w:rPr>
+          <w:rStyle w:val="VerbatimChar"/>
+        </w:rPr>
+        <w:t xml:space="preserve">bioinformatics</w:t>
+      </w:r>
+      <w:r>
+        <w:t xml:space="preserve">,</w:t>
+      </w:r>
+      <w:r>
+        <w:t xml:space="preserve"> </w:t>
+      </w:r>
+      <w:r>
+        <w:rPr>
+          <w:rStyle w:val="VerbatimChar"/>
+        </w:rPr>
+        <w:t xml:space="preserve">rust</w:t>
+      </w:r>
+      <w:r>
+        <w:t xml:space="preserve">,</w:t>
+      </w:r>
+      <w:r>
+        <w:t xml:space="preserve"> </w:t>
+      </w:r>
+      <w:r>
+        <w:rPr>
+          <w:rStyle w:val="VerbatimChar"/>
+        </w:rPr>
+        <w:t xml:space="preserve">r</w:t>
+      </w:r>
+      <w:r>
+        <w:t xml:space="preserve">,</w:t>
+      </w:r>
+      <w:r>
+        <w:t xml:space="preserve"> </w:t>
+      </w:r>
+      <w:r>
+        <w:rPr>
+          <w:rStyle w:val="VerbatimChar"/>
+        </w:rPr>
+        <w:t xml:space="preserve">python</w:t>
+      </w:r>
+      <w:r>
+        <w:t xml:space="preserve">,</w:t>
+      </w:r>
+      <w:r>
+        <w:t xml:space="preserve"> </w:t>
+      </w:r>
+      <w:r>
+        <w:rPr>
+          <w:rStyle w:val="VerbatimChar"/>
+        </w:rPr>
+        <w:t xml:space="preserve">reproducible-research</w:t>
+      </w:r>
+      <w:r>
+        <w:t xml:space="preserve">). Owner: TBD.</w:t>
+      </w:r>
+    </w:p>
+    <w:p>
+      <w:pPr>
+        <w:pStyle w:val="Compact"/>
+        <w:numPr>
+          <w:ilvl w:val="0"/>
+          <w:numId w:val="1009"/>
+        </w:numPr>
+      </w:pPr>
+      <w:r>
+        <w:rPr>
+          <w:b/>
+          <w:bCs/>
+        </w:rPr>
+        <w:t xml:space="preserve">P0 — Arrow IPC + Parquet.</w:t>
+      </w:r>
+      <w:r>
+        <w:t xml:space="preserve"> </w:t>
+      </w:r>
+      <w:r>
+        <w:t xml:space="preserve">Replace JSON table transfer in</w:t>
+      </w:r>
+      <w:r>
+        <w:t xml:space="preserve"> </w:t>
+      </w:r>
+      <w:r>
+        <w:rPr>
+          <w:rStyle w:val="VerbatimChar"/>
+        </w:rPr>
+        <w:t xml:space="preserve">crates/connexon-runtime/src/bridge.rs</w:t>
+      </w:r>
+      <w:r>
+        <w:t xml:space="preserve">; add Parquet read/write to</w:t>
+      </w:r>
+      <w:r>
+        <w:t xml:space="preserve"> </w:t>
+      </w:r>
+      <w:r>
+        <w:rPr>
+          <w:rStyle w:val="VerbatimChar"/>
+        </w:rPr>
+        <w:t xml:space="preserve">connexon-core</w:t>
+      </w:r>
+      <w:r>
+        <w:t xml:space="preserve">. Resume at</w:t>
+      </w:r>
+      <w:r>
+        <w:t xml:space="preserve"> </w:t>
+      </w:r>
+      <w:r>
+        <w:rPr>
+          <w:rStyle w:val="VerbatimChar"/>
+        </w:rPr>
+        <w:t xml:space="preserve">docs/ROADMAP.md</w:t>
+      </w:r>
+      <w:r>
+        <w:t xml:space="preserve"> </w:t>
+      </w:r>
+      <w:r>
+        <w:t xml:space="preserve">Phase 1.</w:t>
+      </w:r>
+    </w:p>
+    <w:p>
+      <w:pPr>
+        <w:pStyle w:val="Compact"/>
+        <w:numPr>
+          <w:ilvl w:val="0"/>
+          <w:numId w:val="1009"/>
+        </w:numPr>
+      </w:pPr>
+      <w:r>
+        <w:rPr>
+          <w:b/>
+          <w:bCs/>
+        </w:rPr>
+        <w:t xml:space="preserve">P1 —</w:t>
+      </w:r>
+      <w:r>
+        <w:rPr>
+          <w:b/>
+          <w:bCs/>
+        </w:rPr>
+        <w:t xml:space="preserve"> </w:t>
+      </w:r>
+      <w:r>
+        <w:rPr>
+          <w:rStyle w:val="VerbatimChar"/>
+          <w:b/>
+          <w:bCs/>
+        </w:rPr>
+        <w:t xml:space="preserve">connexon.lock</w:t>
+      </w:r>
+      <w:r>
+        <w:rPr>
+          <w:b/>
+          <w:bCs/>
+        </w:rPr>
+        <w:t xml:space="preserve">.</w:t>
+      </w:r>
+      <w:r>
+        <w:t xml:space="preserve"> </w:t>
+      </w:r>
+      <w:r>
+        <w:t xml:space="preserve">Add</w:t>
+      </w:r>
+      <w:r>
+        <w:t xml:space="preserve"> </w:t>
+      </w:r>
+      <w:r>
+        <w:rPr>
+          <w:rStyle w:val="VerbatimChar"/>
+        </w:rPr>
+        <w:t xml:space="preserve">cnx env lock</w:t>
+      </w:r>
+      <w:r>
+        <w:t xml:space="preserve"> </w:t>
+      </w:r>
+      <w:r>
+        <w:t xml:space="preserve">recording R, Python, crate and system versions; resume in</w:t>
+      </w:r>
+      <w:r>
+        <w:t xml:space="preserve"> </w:t>
+      </w:r>
+      <w:r>
+        <w:rPr>
+          <w:rStyle w:val="VerbatimChar"/>
+        </w:rPr>
+        <w:t xml:space="preserve">crates/connexon-cli/src/main.rs</w:t>
+      </w:r>
+      <w:r>
+        <w:t xml:space="preserve"> </w:t>
+      </w:r>
+      <w:r>
+        <w:t xml:space="preserve">and</w:t>
+      </w:r>
+      <w:r>
+        <w:t xml:space="preserve"> </w:t>
+      </w:r>
+      <w:r>
+        <w:rPr>
+          <w:rStyle w:val="VerbatimChar"/>
+        </w:rPr>
+        <w:t xml:space="preserve">connexon-runtime/src/system.rs</w:t>
+      </w:r>
+      <w:r>
+        <w:t xml:space="preserve">.</w:t>
+      </w:r>
+    </w:p>
+    <w:p>
+      <w:pPr>
+        <w:pStyle w:val="Compact"/>
+        <w:numPr>
+          <w:ilvl w:val="0"/>
+          <w:numId w:val="1009"/>
+        </w:numPr>
+      </w:pPr>
+      <w:r>
+        <w:rPr>
+          <w:b/>
+          <w:bCs/>
+        </w:rPr>
+        <w:t xml:space="preserve">P1 — Typed wrappers.</w:t>
+      </w:r>
+      <w:r>
+        <w:t xml:space="preserve"> </w:t>
+      </w:r>
+      <w:r>
+        <w:t xml:space="preserve">Add</w:t>
+      </w:r>
+      <w:r>
+        <w:t xml:space="preserve"> </w:t>
+      </w:r>
+      <w:r>
+        <w:rPr>
+          <w:rStyle w:val="VerbatimChar"/>
+        </w:rPr>
+        <w:t xml:space="preserve">DESeq2::DESeq</w:t>
+      </w:r>
+      <w:r>
+        <w:t xml:space="preserve"> </w:t>
+      </w:r>
+      <w:r>
+        <w:t xml:space="preserve">and a scikit-learn estimator path; prove on real bulk RNA-seq data. Resume at</w:t>
+      </w:r>
+      <w:r>
+        <w:t xml:space="preserve"> </w:t>
+      </w:r>
+      <w:r>
+        <w:rPr>
+          <w:rStyle w:val="VerbatimChar"/>
+        </w:rPr>
+        <w:t xml:space="preserve">crates/connexon-runtime/src/lib.rs</w:t>
+      </w:r>
+      <w:r>
+        <w:t xml:space="preserve"> </w:t>
+      </w:r>
+      <w:r>
+        <w:t xml:space="preserve">(</w:t>
+      </w:r>
+      <w:r>
+        <w:rPr>
+          <w:rStyle w:val="VerbatimChar"/>
+        </w:rPr>
+        <w:t xml:space="preserve">call_r</w:t>
+      </w:r>
+      <w:r>
+        <w:t xml:space="preserve"> </w:t>
+      </w:r>
+      <w:r>
+        <w:t xml:space="preserve">/</w:t>
+      </w:r>
+      <w:r>
+        <w:t xml:space="preserve"> </w:t>
+      </w:r>
+      <w:r>
+        <w:rPr>
+          <w:rStyle w:val="VerbatimChar"/>
+        </w:rPr>
+        <w:t xml:space="preserve">call_py</w:t>
+      </w:r>
+      <w:r>
+        <w:t xml:space="preserve">).</w:t>
+      </w:r>
+    </w:p>
+    <w:p>
+      <w:pPr>
+        <w:pStyle w:val="Compact"/>
+        <w:numPr>
+          <w:ilvl w:val="0"/>
+          <w:numId w:val="1009"/>
+        </w:numPr>
+      </w:pPr>
+      <w:r>
+        <w:rPr>
+          <w:b/>
+          <w:bCs/>
+        </w:rPr>
+        <w:t xml:space="preserve">P1 —</w:t>
+      </w:r>
+      <w:r>
+        <w:rPr>
+          <w:b/>
+          <w:bCs/>
+        </w:rPr>
+        <w:t xml:space="preserve"> </w:t>
+      </w:r>
+      <w:r>
+        <w:rPr>
+          <w:rStyle w:val="VerbatimChar"/>
+          <w:b/>
+          <w:bCs/>
+        </w:rPr>
+        <w:t xml:space="preserve">cnx fmt</w:t>
+      </w:r>
+      <w:r>
+        <w:rPr>
+          <w:b/>
+          <w:bCs/>
+        </w:rPr>
+        <w:t xml:space="preserve"> </w:t>
+      </w:r>
+      <w:r>
+        <w:rPr>
+          <w:b/>
+          <w:bCs/>
+        </w:rPr>
+        <w:t xml:space="preserve">and LSP skeleton.</w:t>
+      </w:r>
+      <w:r>
+        <w:t xml:space="preserve"> </w:t>
+      </w:r>
+      <w:r>
+        <w:t xml:space="preserve">Resume in</w:t>
+      </w:r>
+      <w:r>
+        <w:t xml:space="preserve"> </w:t>
+      </w:r>
+      <w:r>
+        <w:rPr>
+          <w:rStyle w:val="VerbatimChar"/>
+        </w:rPr>
+        <w:t xml:space="preserve">crates/connexon-cli</w:t>
+      </w:r>
+      <w:r>
+        <w:t xml:space="preserve"> </w:t>
+      </w:r>
+      <w:r>
+        <w:t xml:space="preserve">and a new</w:t>
+      </w:r>
+      <w:r>
+        <w:t xml:space="preserve"> </w:t>
+      </w:r>
+      <w:r>
+        <w:rPr>
+          <w:rStyle w:val="VerbatimChar"/>
+        </w:rPr>
+        <w:t xml:space="preserve">connexon-lsp</w:t>
+      </w:r>
+      <w:r>
+        <w:t xml:space="preserve"> </w:t>
+      </w:r>
+      <w:r>
+        <w:t xml:space="preserve">crate.</w:t>
+      </w:r>
+    </w:p>
+    <w:p>
+      <w:pPr>
+        <w:pStyle w:val="Compact"/>
+        <w:numPr>
+          <w:ilvl w:val="0"/>
+          <w:numId w:val="1009"/>
+        </w:numPr>
+      </w:pPr>
+      <w:r>
+        <w:rPr>
+          <w:b/>
+          <w:bCs/>
+        </w:rPr>
+        <w:t xml:space="preserve">P2 — Device capability matrix + DLPack.</w:t>
+      </w:r>
+      <w:r>
+        <w:t xml:space="preserve"> </w:t>
+      </w:r>
+      <w:r>
+        <w:t xml:space="preserve">CUDA via</w:t>
+      </w:r>
+      <w:r>
+        <w:t xml:space="preserve"> </w:t>
+      </w:r>
+      <w:r>
+        <w:rPr>
+          <w:rStyle w:val="VerbatimChar"/>
+        </w:rPr>
+        <w:t xml:space="preserve">cudarc</w:t>
+      </w:r>
+      <w:r>
+        <w:t xml:space="preserve">, ROCm via HIP; same</w:t>
+      </w:r>
+      <w:r>
+        <w:t xml:space="preserve"> </w:t>
+      </w:r>
+      <w:r>
+        <w:rPr>
+          <w:rStyle w:val="VerbatimChar"/>
+        </w:rPr>
+        <w:t xml:space="preserve">.cnx</w:t>
+      </w:r>
+      <w:r>
+        <w:t xml:space="preserve"> </w:t>
+      </w:r>
+      <w:r>
+        <w:t xml:space="preserve">on CPU/GPU. Resume at</w:t>
+      </w:r>
+      <w:r>
+        <w:t xml:space="preserve"> </w:t>
+      </w:r>
+      <w:r>
+        <w:rPr>
+          <w:rStyle w:val="VerbatimChar"/>
+        </w:rPr>
+        <w:t xml:space="preserve">connexon-runtime/src/system.rs</w:t>
+      </w:r>
+      <w:r>
+        <w:t xml:space="preserve"> </w:t>
+      </w:r>
+      <w:r>
+        <w:t xml:space="preserve">(profile) and</w:t>
+      </w:r>
+      <w:r>
+        <w:t xml:space="preserve"> </w:t>
+      </w:r>
+      <w:r>
+        <w:rPr>
+          <w:rStyle w:val="VerbatimChar"/>
+        </w:rPr>
+        <w:t xml:space="preserve">docs/DESIGN.md</w:t>
+      </w:r>
+      <w:r>
+        <w:t xml:space="preserve">.</w:t>
+      </w:r>
+    </w:p>
+    <w:p>
+      <w:pPr>
+        <w:pStyle w:val="Compact"/>
+        <w:numPr>
+          <w:ilvl w:val="0"/>
+          <w:numId w:val="1009"/>
+        </w:numPr>
+      </w:pPr>
+      <w:r>
+        <w:rPr>
+          <w:b/>
+          <w:bCs/>
+        </w:rPr>
+        <w:t xml:space="preserve">P2 — AI broker.</w:t>
+      </w:r>
+      <w:r>
+        <w:t xml:space="preserve"> </w:t>
+      </w:r>
+      <w:r>
+        <w:t xml:space="preserve">OpenAI-compatible transport, capability registry, policy router, provenance, local gateway. Resume at</w:t>
+      </w:r>
+      <w:r>
+        <w:t xml:space="preserve"> </w:t>
+      </w:r>
+      <w:r>
+        <w:rPr>
+          <w:rStyle w:val="VerbatimChar"/>
+        </w:rPr>
+        <w:t xml:space="preserve">docs/ROADMAP.md</w:t>
+      </w:r>
+      <w:r>
+        <w:t xml:space="preserve"> </w:t>
+      </w:r>
+      <w:r>
+        <w:t xml:space="preserve">Phase 2.</w:t>
+      </w:r>
+    </w:p>
+    <w:p>
+      <w:pPr>
+        <w:pStyle w:val="Compact"/>
+        <w:numPr>
+          <w:ilvl w:val="0"/>
+          <w:numId w:val="1009"/>
+        </w:numPr>
+      </w:pPr>
+      <w:r>
+        <w:rPr>
+          <w:b/>
+          <w:bCs/>
+        </w:rPr>
+        <w:t xml:space="preserve">P3 — Static types, modules, registry, platform packages.</w:t>
+      </w:r>
+      <w:r>
+        <w:t xml:space="preserve"> </w:t>
+      </w:r>
+      <w:r>
+        <w:t xml:space="preserve">Resume at</w:t>
+      </w:r>
+      <w:r>
+        <w:t xml:space="preserve"> </w:t>
+      </w:r>
+      <w:r>
+        <w:rPr>
+          <w:rStyle w:val="VerbatimChar"/>
+        </w:rPr>
+        <w:t xml:space="preserve">docs/ROADMAP.md</w:t>
+      </w:r>
+      <w:r>
+        <w:t xml:space="preserve"> </w:t>
+      </w:r>
+      <w:r>
+        <w:t xml:space="preserve">Phase 3.</w:t>
+      </w:r>
+    </w:p>
+    <w:bookmarkEnd w:id="18"/>
+    <w:bookmarkStart w:id="19" w:name="X82dde14459484e9cc676bf63074c2284091eb20"/>
+    <w:p>
+      <w:pPr>
+        <w:pStyle w:val="Heading2"/>
+      </w:pPr>
+      <w:r>
+        <w:t xml:space="preserve">5. Pitfalls &amp; Anti-patterns (Never repeat these)</w:t>
+      </w:r>
+    </w:p>
+    <w:p>
+      <w:pPr>
+        <w:pStyle w:val="Compact"/>
+        <w:numPr>
+          <w:ilvl w:val="0"/>
+          <w:numId w:val="1010"/>
+        </w:numPr>
+      </w:pPr>
+      <w:r>
+        <w:rPr>
+          <w:b/>
+          <w:bCs/>
+        </w:rPr>
+        <w:t xml:space="preserve">Never write</w:t>
+      </w:r>
+      <w:r>
+        <w:rPr>
+          <w:b/>
+          <w:bCs/>
+        </w:rPr>
+        <w:t xml:space="preserve"> </w:t>
+      </w:r>
+      <w:r>
+        <w:rPr>
+          <w:rStyle w:val="VerbatimChar"/>
+          <w:b/>
+          <w:bCs/>
+        </w:rPr>
+        <w:t xml:space="preserve">request$function</w:t>
+      </w:r>
+      <w:r>
+        <w:rPr>
+          <w:b/>
+          <w:bCs/>
+        </w:rPr>
+        <w:t xml:space="preserve"> </w:t>
+      </w:r>
+      <w:r>
+        <w:rPr>
+          <w:b/>
+          <w:bCs/>
+        </w:rPr>
+        <w:t xml:space="preserve">in R.</w:t>
+      </w:r>
+      <w:r>
+        <w:t xml:space="preserve"> </w:t>
+      </w:r>
+      <w:r>
+        <w:rPr>
+          <w:rStyle w:val="VerbatimChar"/>
+        </w:rPr>
+        <w:t xml:space="preserve">function</w:t>
+      </w:r>
+      <w:r>
+        <w:t xml:space="preserve"> </w:t>
+      </w:r>
+      <w:r>
+        <w:t xml:space="preserve">is reserved; use</w:t>
+      </w:r>
+      <w:r>
+        <w:t xml:space="preserve"> </w:t>
+      </w:r>
+      <w:r>
+        <w:rPr>
+          <w:rStyle w:val="VerbatimChar"/>
+        </w:rPr>
+        <w:t xml:space="preserve">request[["function"]]</w:t>
+      </w:r>
+      <w:r>
+        <w:t xml:space="preserve">. This broke the first R bridge run.</w:t>
+      </w:r>
+    </w:p>
+    <w:p>
+      <w:pPr>
+        <w:pStyle w:val="Compact"/>
+        <w:numPr>
+          <w:ilvl w:val="0"/>
+          <w:numId w:val="1010"/>
+        </w:numPr>
+      </w:pPr>
+      <w:r>
+        <w:rPr>
+          <w:b/>
+          <w:bCs/>
+        </w:rPr>
+        <w:t xml:space="preserve">Never write</w:t>
+      </w:r>
+      <w:r>
+        <w:rPr>
+          <w:b/>
+          <w:bCs/>
+        </w:rPr>
+        <w:t xml:space="preserve"> </w:t>
+      </w:r>
+      <w:r>
+        <w:rPr>
+          <w:rStyle w:val="VerbatimChar"/>
+          <w:b/>
+          <w:bCs/>
+        </w:rPr>
+        <w:t xml:space="preserve">String + String</w:t>
+      </w:r>
+      <w:r>
+        <w:rPr>
+          <w:b/>
+          <w:bCs/>
+        </w:rPr>
+        <w:t xml:space="preserve"> </w:t>
+      </w:r>
+      <w:r>
+        <w:rPr>
+          <w:b/>
+          <w:bCs/>
+        </w:rPr>
+        <w:t xml:space="preserve">in Rust.</w:t>
+      </w:r>
+      <w:r>
+        <w:t xml:space="preserve"> </w:t>
+      </w:r>
+      <w:r>
+        <w:t xml:space="preserve">Use</w:t>
+      </w:r>
+      <w:r>
+        <w:t xml:space="preserve"> </w:t>
+      </w:r>
+      <w:r>
+        <w:rPr>
+          <w:rStyle w:val="VerbatimChar"/>
+        </w:rPr>
+        <w:t xml:space="preserve">a + &amp;b</w:t>
+      </w:r>
+      <w:r>
+        <w:t xml:space="preserve">; the compiler rejects the owned concatenation.</w:t>
+      </w:r>
+    </w:p>
+    <w:p>
+      <w:pPr>
+        <w:pStyle w:val="Compact"/>
+        <w:numPr>
+          <w:ilvl w:val="0"/>
+          <w:numId w:val="1010"/>
+        </w:numPr>
+      </w:pPr>
+      <w:r>
+        <w:rPr>
+          <w:b/>
+          <w:bCs/>
+        </w:rPr>
+        <w:t xml:space="preserve">Never embed R or Python.</w:t>
+      </w:r>
+      <w:r>
+        <w:t xml:space="preserve"> </w:t>
+      </w:r>
+      <w:r>
+        <w:t xml:space="preserve">Process isolation avoids R’s thread model, Python’s GIL,</w:t>
+      </w:r>
+      <w:r>
+        <w:t xml:space="preserve"> </w:t>
+      </w:r>
+      <w:r>
+        <w:rPr>
+          <w:rStyle w:val="VerbatimChar"/>
+        </w:rPr>
+        <w:t xml:space="preserve">longjmp</w:t>
+      </w:r>
+      <w:r>
+        <w:t xml:space="preserve"> </w:t>
+      </w:r>
+      <w:r>
+        <w:t xml:space="preserve">across Rust frames and GPL linking.</w:t>
+      </w:r>
+    </w:p>
+    <w:p>
+      <w:pPr>
+        <w:pStyle w:val="Compact"/>
+        <w:numPr>
+          <w:ilvl w:val="0"/>
+          <w:numId w:val="1010"/>
+        </w:numPr>
+      </w:pPr>
+      <w:r>
+        <w:rPr>
+          <w:b/>
+          <w:bCs/>
+        </w:rPr>
+        <w:t xml:space="preserve">Never nest parallelism.</w:t>
+      </w:r>
+      <w:r>
+        <w:t xml:space="preserve"> </w:t>
+      </w:r>
+      <w:r>
+        <w:t xml:space="preserve">One Rayon level; BLAS pinned to 1 thread per worker.</w:t>
+      </w:r>
+    </w:p>
+    <w:p>
+      <w:pPr>
+        <w:pStyle w:val="Compact"/>
+        <w:numPr>
+          <w:ilvl w:val="0"/>
+          <w:numId w:val="1010"/>
+        </w:numPr>
+      </w:pPr>
+      <w:r>
+        <w:rPr>
+          <w:b/>
+          <w:bCs/>
+        </w:rPr>
+        <w:t xml:space="preserve">Never install a driver automatically.</w:t>
+      </w:r>
+      <w:r>
+        <w:t xml:space="preserve"> </w:t>
+      </w:r>
+      <w:r>
+        <w:t xml:space="preserve">Detect, explain, and print the command.</w:t>
+      </w:r>
+    </w:p>
+    <w:p>
+      <w:pPr>
+        <w:pStyle w:val="Compact"/>
+        <w:numPr>
+          <w:ilvl w:val="0"/>
+          <w:numId w:val="1010"/>
+        </w:numPr>
+      </w:pPr>
+      <w:r>
+        <w:rPr>
+          <w:b/>
+          <w:bCs/>
+        </w:rPr>
+        <w:t xml:space="preserve">Never propose ROCm for</w:t>
+      </w:r>
+      <w:r>
+        <w:rPr>
+          <w:b/>
+          <w:bCs/>
+        </w:rPr>
+        <w:t xml:space="preserve"> </w:t>
+      </w:r>
+      <w:r>
+        <w:rPr>
+          <w:rStyle w:val="VerbatimChar"/>
+          <w:b/>
+          <w:bCs/>
+        </w:rPr>
+        <w:t xml:space="preserve">gfx803</w:t>
+      </w:r>
+      <w:r>
+        <w:rPr>
+          <w:b/>
+          <w:bCs/>
+        </w:rPr>
+        <w:t xml:space="preserve">.</w:t>
+      </w:r>
+      <w:r>
+        <w:t xml:space="preserve"> </w:t>
+      </w:r>
+      <w:r>
+        <w:t xml:space="preserve">Probe the architecture, not the vendor.</w:t>
+      </w:r>
+    </w:p>
+    <w:p>
+      <w:pPr>
+        <w:pStyle w:val="Compact"/>
+        <w:numPr>
+          <w:ilvl w:val="0"/>
+          <w:numId w:val="1010"/>
+        </w:numPr>
+      </w:pPr>
+      <w:r>
+        <w:rPr>
+          <w:b/>
+          <w:bCs/>
+        </w:rPr>
+        <w:t xml:space="preserve">Never trust</w:t>
+      </w:r>
+      <w:r>
+        <w:rPr>
+          <w:b/>
+          <w:bCs/>
+        </w:rPr>
+        <w:t xml:space="preserve"> </w:t>
+      </w:r>
+      <w:r>
+        <w:rPr>
+          <w:rStyle w:val="VerbatimChar"/>
+          <w:b/>
+          <w:bCs/>
+        </w:rPr>
+        <w:t xml:space="preserve">nproc</w:t>
+      </w:r>
+      <w:r>
+        <w:rPr>
+          <w:b/>
+          <w:bCs/>
+        </w:rPr>
+        <w:t xml:space="preserve"> </w:t>
+      </w:r>
+      <w:r>
+        <w:rPr>
+          <w:b/>
+          <w:bCs/>
+        </w:rPr>
+        <w:t xml:space="preserve">alone.</w:t>
+      </w:r>
+      <w:r>
+        <w:t xml:space="preserve"> </w:t>
+      </w:r>
+      <w:r>
+        <w:t xml:space="preserve">Read physical cores and cgroup quotas.</w:t>
+      </w:r>
+    </w:p>
+    <w:p>
+      <w:pPr>
+        <w:pStyle w:val="Compact"/>
+        <w:numPr>
+          <w:ilvl w:val="0"/>
+          <w:numId w:val="1010"/>
+        </w:numPr>
+      </w:pPr>
+      <w:r>
+        <w:rPr>
+          <w:b/>
+          <w:bCs/>
+        </w:rPr>
+        <w:t xml:space="preserve">Never let a bridge failure panic the runtime.</w:t>
+      </w:r>
+      <w:r>
+        <w:t xml:space="preserve"> </w:t>
+      </w:r>
+      <w:r>
+        <w:t xml:space="preserve">Return a typed error with the interpreter’s message.</w:t>
+      </w:r>
+    </w:p>
+    <w:p>
+      <w:pPr>
+        <w:pStyle w:val="Compact"/>
+        <w:numPr>
+          <w:ilvl w:val="0"/>
+          <w:numId w:val="1010"/>
+        </w:numPr>
+      </w:pPr>
+      <w:r>
+        <w:rPr>
+          <w:b/>
+          <w:bCs/>
+        </w:rPr>
+        <w:t xml:space="preserve">Never use</w:t>
+      </w:r>
+      <w:r>
+        <w:rPr>
+          <w:b/>
+          <w:bCs/>
+        </w:rPr>
+        <w:t xml:space="preserve"> </w:t>
+      </w:r>
+      <w:r>
+        <w:rPr>
+          <w:rStyle w:val="VerbatimChar"/>
+          <w:b/>
+          <w:bCs/>
+        </w:rPr>
+        <w:t xml:space="preserve">-C target-cpu=native</w:t>
+      </w:r>
+      <w:r>
+        <w:rPr>
+          <w:b/>
+          <w:bCs/>
+        </w:rPr>
+        <w:t xml:space="preserve"> </w:t>
+      </w:r>
+      <w:r>
+        <w:rPr>
+          <w:b/>
+          <w:bCs/>
+        </w:rPr>
+        <w:t xml:space="preserve">in release builds.</w:t>
+      </w:r>
+      <w:r>
+        <w:t xml:space="preserve"> </w:t>
+      </w:r>
+      <w:r>
+        <w:t xml:space="preserve">Use baseline binaries plus runtime dispatch.</w:t>
+      </w:r>
+    </w:p>
+    <w:p>
+      <w:pPr>
+        <w:pStyle w:val="Compact"/>
+        <w:numPr>
+          <w:ilvl w:val="0"/>
+          <w:numId w:val="1010"/>
+        </w:numPr>
+      </w:pPr>
+      <w:r>
+        <w:rPr>
+          <w:b/>
+          <w:bCs/>
+        </w:rPr>
+        <w:t xml:space="preserve">Never treat</w:t>
+      </w:r>
+      <w:r>
+        <w:rPr>
+          <w:b/>
+          <w:bCs/>
+        </w:rPr>
+        <w:t xml:space="preserve"> </w:t>
+      </w:r>
+      <w:r>
+        <w:rPr>
+          <w:rStyle w:val="VerbatimChar"/>
+          <w:b/>
+          <w:bCs/>
+        </w:rPr>
+        <w:t xml:space="preserve">ssh -T</w:t>
+      </w:r>
+      <w:r>
+        <w:rPr>
+          <w:b/>
+          <w:bCs/>
+        </w:rPr>
+        <w:t xml:space="preserve"> </w:t>
+      </w:r>
+      <w:r>
+        <w:rPr>
+          <w:b/>
+          <w:bCs/>
+        </w:rPr>
+        <w:t xml:space="preserve">as the auth test for this deploy key.</w:t>
+      </w:r>
+      <w:r>
+        <w:t xml:space="preserve"> </w:t>
+      </w:r>
+      <w:r>
+        <w:t xml:space="preserve">It resets on port 443 here; use</w:t>
+      </w:r>
+      <w:r>
+        <w:t xml:space="preserve"> </w:t>
+      </w:r>
+      <w:r>
+        <w:rPr>
+          <w:rStyle w:val="VerbatimChar"/>
+        </w:rPr>
+        <w:t xml:space="preserve">git ls-remote origin</w:t>
+      </w:r>
+      <w:r>
+        <w:t xml:space="preserve"> </w:t>
+      </w:r>
+      <w:r>
+        <w:t xml:space="preserve">instead.</w:t>
+      </w:r>
+    </w:p>
+    <w:p>
+      <w:pPr>
+        <w:pStyle w:val="Compact"/>
+        <w:numPr>
+          <w:ilvl w:val="0"/>
+          <w:numId w:val="1010"/>
+        </w:numPr>
+      </w:pPr>
+      <w:r>
+        <w:rPr>
+          <w:b/>
+          <w:bCs/>
+        </w:rPr>
+        <w:t xml:space="preserve">Never put a raw HTML</w:t>
+      </w:r>
+      <w:r>
+        <w:rPr>
+          <w:b/>
+          <w:bCs/>
+        </w:rPr>
+        <w:t xml:space="preserve"> </w:t>
+      </w:r>
+      <w:r>
+        <w:rPr>
+          <w:rStyle w:val="VerbatimChar"/>
+          <w:b/>
+          <w:bCs/>
+        </w:rPr>
+        <w:t xml:space="preserve">&lt;img&gt;</w:t>
+      </w:r>
+      <w:r>
+        <w:rPr>
+          <w:b/>
+          <w:bCs/>
+        </w:rPr>
+        <w:t xml:space="preserve"> </w:t>
+      </w:r>
+      <w:r>
+        <w:rPr>
+          <w:b/>
+          <w:bCs/>
+        </w:rPr>
+        <w:t xml:space="preserve">in the README if the</w:t>
+      </w:r>
+      <w:r>
+        <w:rPr>
+          <w:b/>
+          <w:bCs/>
+        </w:rPr>
+        <w:t xml:space="preserve"> </w:t>
+      </w:r>
+      <w:r>
+        <w:rPr>
+          <w:rStyle w:val="VerbatimChar"/>
+          <w:b/>
+          <w:bCs/>
+        </w:rPr>
+        <w:t xml:space="preserve">.docx</w:t>
+      </w:r>
+      <w:r>
+        <w:rPr>
+          <w:b/>
+          <w:bCs/>
+        </w:rPr>
+        <w:t xml:space="preserve"> </w:t>
+      </w:r>
+      <w:r>
+        <w:rPr>
+          <w:b/>
+          <w:bCs/>
+        </w:rPr>
+        <w:t xml:space="preserve">must embed it.</w:t>
+      </w:r>
+      <w:r>
+        <w:t xml:space="preserve"> </w:t>
+      </w:r>
+      <w:r>
+        <w:t xml:space="preserve">Pandoc drops it; use</w:t>
+      </w:r>
+      <w:r>
+        <w:t xml:space="preserve"> </w:t>
+      </w:r>
+      <w:r>
+        <w:rPr>
+          <w:rStyle w:val="VerbatimChar"/>
+        </w:rPr>
+        <w:t xml:space="preserve">![alt](assets/logo-128.png)</w:t>
+      </w:r>
+      <w:r>
+        <w:t xml:space="preserve">.</w:t>
+      </w:r>
+    </w:p>
+    <w:p>
+      <w:pPr>
+        <w:pStyle w:val="Compact"/>
+        <w:numPr>
+          <w:ilvl w:val="0"/>
+          <w:numId w:val="1010"/>
+        </w:numPr>
+      </w:pPr>
+      <w:r>
+        <w:rPr>
+          <w:b/>
+          <w:bCs/>
+        </w:rPr>
+        <w:t xml:space="preserve">Never use</w:t>
+      </w:r>
+      <w:r>
+        <w:rPr>
+          <w:b/>
+          <w:bCs/>
+        </w:rPr>
+        <w:t xml:space="preserve"> </w:t>
+      </w:r>
+      <w:r>
+        <w:rPr>
+          <w:rStyle w:val="VerbatimChar"/>
+          <w:b/>
+          <w:bCs/>
+        </w:rPr>
+        <w:t xml:space="preserve">../assets/...</w:t>
+      </w:r>
+      <w:r>
+        <w:rPr>
+          <w:b/>
+          <w:bCs/>
+        </w:rPr>
+        <w:t xml:space="preserve"> </w:t>
+      </w:r>
+      <w:r>
+        <w:rPr>
+          <w:b/>
+          <w:bCs/>
+        </w:rPr>
+        <w:t xml:space="preserve">in</w:t>
+      </w:r>
+      <w:r>
+        <w:rPr>
+          <w:b/>
+          <w:bCs/>
+        </w:rPr>
+        <w:t xml:space="preserve"> </w:t>
+      </w:r>
+      <w:r>
+        <w:rPr>
+          <w:rStyle w:val="VerbatimChar"/>
+          <w:b/>
+          <w:bCs/>
+        </w:rPr>
+        <w:t xml:space="preserve">docs/BRAND.md</w:t>
+      </w:r>
+      <w:r>
+        <w:rPr>
+          <w:b/>
+          <w:bCs/>
+        </w:rPr>
+        <w:t xml:space="preserve"> </w:t>
+      </w:r>
+      <w:r>
+        <w:rPr>
+          <w:b/>
+          <w:bCs/>
+        </w:rPr>
+        <w:t xml:space="preserve">without a resource path.</w:t>
+      </w:r>
+      <w:r>
+        <w:t xml:space="preserve"> </w:t>
+      </w:r>
+      <w:r>
+        <w:t xml:space="preserve">Run pandoc with</w:t>
+      </w:r>
+      <w:r>
+        <w:t xml:space="preserve"> </w:t>
+      </w:r>
+      <w:r>
+        <w:rPr>
+          <w:rStyle w:val="VerbatimChar"/>
+        </w:rPr>
+        <w:t xml:space="preserve">--resource-path=docs</w:t>
+      </w:r>
+      <w:r>
+        <w:t xml:space="preserve">.</w:t>
+      </w:r>
+    </w:p>
+    <w:p>
+      <w:pPr>
+        <w:pStyle w:val="Compact"/>
+        <w:numPr>
+          <w:ilvl w:val="0"/>
+          <w:numId w:val="1010"/>
+        </w:numPr>
+      </w:pPr>
+      <w:r>
+        <w:rPr>
+          <w:b/>
+          <w:bCs/>
+        </w:rPr>
+        <w:t xml:space="preserve">Never use SVG shields.io badges in a docx pipeline without</w:t>
+      </w:r>
+      <w:r>
+        <w:rPr>
+          <w:b/>
+          <w:bCs/>
+        </w:rPr>
+        <w:t xml:space="preserve"> </w:t>
+      </w:r>
+      <w:r>
+        <w:rPr>
+          <w:rStyle w:val="VerbatimChar"/>
+          <w:b/>
+          <w:bCs/>
+        </w:rPr>
+        <w:t xml:space="preserve">rsvg-convert</w:t>
+      </w:r>
+      <w:r>
+        <w:rPr>
+          <w:b/>
+          <w:bCs/>
+        </w:rPr>
+        <w:t xml:space="preserve">.</w:t>
+      </w:r>
+      <w:r>
+        <w:t xml:space="preserve"> </w:t>
+      </w:r>
+      <w:r>
+        <w:t xml:space="preserve">Pandoc warns and drops them; use plain text or PNG.</w:t>
+      </w:r>
+    </w:p>
+    <w:p>
+      <w:pPr>
+        <w:pStyle w:val="Compact"/>
+        <w:numPr>
+          <w:ilvl w:val="0"/>
+          <w:numId w:val="1010"/>
+        </w:numPr>
+      </w:pPr>
+      <w:r>
+        <w:rPr>
+          <w:b/>
+          <w:bCs/>
+        </w:rPr>
+        <w:t xml:space="preserve">Never commit every regenerated</w:t>
+      </w:r>
+      <w:r>
+        <w:rPr>
+          <w:b/>
+          <w:bCs/>
+        </w:rPr>
+        <w:t xml:space="preserve"> </w:t>
+      </w:r>
+      <w:r>
+        <w:rPr>
+          <w:rStyle w:val="VerbatimChar"/>
+          <w:b/>
+          <w:bCs/>
+        </w:rPr>
+        <w:t xml:space="preserve">.docx</w:t>
+      </w:r>
+      <w:r>
+        <w:rPr>
+          <w:b/>
+          <w:bCs/>
+        </w:rPr>
+        <w:t xml:space="preserve"> </w:t>
+      </w:r>
+      <w:r>
+        <w:rPr>
+          <w:b/>
+          <w:bCs/>
+        </w:rPr>
+        <w:t xml:space="preserve">blindly.</w:t>
+      </w:r>
+      <w:r>
+        <w:t xml:space="preserve"> </w:t>
+      </w:r>
+      <w:r>
+        <w:rPr>
+          <w:rStyle w:val="VerbatimChar"/>
+        </w:rPr>
+        <w:t xml:space="preserve">make docs</w:t>
+      </w:r>
+      <w:r>
+        <w:t xml:space="preserve"> </w:t>
+      </w:r>
+      <w:r>
+        <w:t xml:space="preserve">changes timestamps; restore unchanged binaries to keep commits clean.</w:t>
+      </w:r>
+    </w:p>
+    <w:p>
+      <w:pPr>
+        <w:pStyle w:val="Compact"/>
+        <w:numPr>
+          <w:ilvl w:val="0"/>
+          <w:numId w:val="1010"/>
+        </w:numPr>
+      </w:pPr>
+      <w:r>
+        <w:rPr>
+          <w:b/>
+          <w:bCs/>
+        </w:rPr>
+        <w:t xml:space="preserve">Never name a probe script</w:t>
+      </w:r>
+      <w:r>
+        <w:rPr>
+          <w:b/>
+          <w:bCs/>
+        </w:rPr>
+        <w:t xml:space="preserve"> </w:t>
+      </w:r>
+      <w:r>
+        <w:rPr>
+          <w:rStyle w:val="VerbatimChar"/>
+          <w:b/>
+          <w:bCs/>
+        </w:rPr>
+        <w:t xml:space="preserve">docx.py</w:t>
+      </w:r>
+      <w:r>
+        <w:rPr>
+          <w:b/>
+          <w:bCs/>
+        </w:rPr>
+        <w:t xml:space="preserve"> </w:t>
+      </w:r>
+      <w:r>
+        <w:rPr>
+          <w:b/>
+          <w:bCs/>
+        </w:rPr>
+        <w:t xml:space="preserve">(or</w:t>
+      </w:r>
+      <w:r>
+        <w:rPr>
+          <w:b/>
+          <w:bCs/>
+        </w:rPr>
+        <w:t xml:space="preserve"> </w:t>
+      </w:r>
+      <w:r>
+        <w:rPr>
+          <w:rStyle w:val="VerbatimChar"/>
+          <w:b/>
+          <w:bCs/>
+        </w:rPr>
+        <w:t xml:space="preserve">numpy.py</w:t>
+      </w:r>
+      <w:r>
+        <w:rPr>
+          <w:b/>
+          <w:bCs/>
+        </w:rPr>
+        <w:t xml:space="preserve">).</w:t>
+      </w:r>
+      <w:r>
+        <w:t xml:space="preserve"> </w:t>
+      </w:r>
+      <w:r>
+        <w:t xml:space="preserve">It shadows the real package via</w:t>
+      </w:r>
+      <w:r>
+        <w:t xml:space="preserve"> </w:t>
+      </w:r>
+      <w:r>
+        <w:rPr>
+          <w:rStyle w:val="VerbatimChar"/>
+        </w:rPr>
+        <w:t xml:space="preserve">sys.path[0]</w:t>
+      </w:r>
+      <w:r>
+        <w:t xml:space="preserve">;</w:t>
+      </w:r>
+      <w:r>
+        <w:t xml:space="preserve"> </w:t>
+      </w:r>
+      <w:r>
+        <w:rPr>
+          <w:rStyle w:val="VerbatimChar"/>
+        </w:rPr>
+        <w:t xml:space="preserve">find_spec</w:t>
+      </w:r>
+      <w:r>
+        <w:t xml:space="preserve"> </w:t>
+      </w:r>
+      <w:r>
+        <w:t xml:space="preserve">gives a false positive.</w:t>
+      </w:r>
+    </w:p>
+    <w:p>
+      <w:pPr>
+        <w:pStyle w:val="Compact"/>
+        <w:numPr>
+          <w:ilvl w:val="0"/>
+          <w:numId w:val="1010"/>
+        </w:numPr>
+      </w:pPr>
+      <w:r>
+        <w:rPr>
+          <w:b/>
+          <w:bCs/>
+        </w:rPr>
+        <w:t xml:space="preserve">Never overclaim CUDA/ROCm execution or AI training.</w:t>
+      </w:r>
+      <w:r>
+        <w:t xml:space="preserve"> </w:t>
+      </w:r>
+      <w:r>
+        <w:t xml:space="preserve">Phase 0 is detection/planning only.</w:t>
+      </w:r>
+    </w:p>
+    <w:p>
+      <w:pPr>
+        <w:pStyle w:val="Compact"/>
+        <w:numPr>
+          <w:ilvl w:val="0"/>
+          <w:numId w:val="1010"/>
+        </w:numPr>
+      </w:pPr>
+      <w:r>
+        <w:rPr>
+          <w:b/>
+          <w:bCs/>
+        </w:rPr>
+        <w:t xml:space="preserve">Never put the GitHub link only in the WeChat body.</w:t>
+      </w:r>
+      <w:r>
+        <w:t xml:space="preserve"> </w:t>
+      </w:r>
+      <w:r>
+        <w:t xml:space="preserve">Put it in the first comment and pin it; links are folded.</w:t>
+      </w:r>
+    </w:p>
+    <w:p>
+      <w:pPr>
+        <w:pStyle w:val="Compact"/>
+        <w:numPr>
+          <w:ilvl w:val="0"/>
+          <w:numId w:val="1010"/>
+        </w:numPr>
+      </w:pPr>
+      <w:r>
+        <w:rPr>
+          <w:b/>
+          <w:bCs/>
+        </w:rPr>
+        <w:t xml:space="preserve">Never commit</w:t>
+      </w:r>
+      <w:r>
+        <w:rPr>
+          <w:b/>
+          <w:bCs/>
+        </w:rPr>
+        <w:t xml:space="preserve"> </w:t>
+      </w:r>
+      <w:r>
+        <w:rPr>
+          <w:rStyle w:val="VerbatimChar"/>
+          <w:b/>
+          <w:bCs/>
+        </w:rPr>
+        <w:t xml:space="preserve">target/</w:t>
+      </w:r>
+      <w:r>
+        <w:rPr>
+          <w:b/>
+          <w:bCs/>
+        </w:rPr>
+        <w:t xml:space="preserve"> </w:t>
+      </w:r>
+      <w:r>
+        <w:rPr>
+          <w:b/>
+          <w:bCs/>
+        </w:rPr>
+        <w:t xml:space="preserve">or</w:t>
+      </w:r>
+      <w:r>
+        <w:rPr>
+          <w:b/>
+          <w:bCs/>
+        </w:rPr>
+        <w:t xml:space="preserve"> </w:t>
+      </w:r>
+      <w:r>
+        <w:rPr>
+          <w:rStyle w:val="VerbatimChar"/>
+          <w:b/>
+          <w:bCs/>
+        </w:rPr>
+        <w:t xml:space="preserve">connexon.install-plan.json</w:t>
+      </w:r>
+      <w:r>
+        <w:rPr>
+          <w:b/>
+          <w:bCs/>
+        </w:rPr>
+        <w:t xml:space="preserve">.</w:t>
+      </w:r>
+      <w:r>
+        <w:t xml:space="preserve"> </w:t>
+      </w:r>
+      <w:r>
+        <w:t xml:space="preserve">Both are git-ignored.</w:t>
+      </w:r>
+    </w:p>
+    <w:bookmarkEnd w:id="19"/>
+    <w:bookmarkStart w:id="20" w:name="key-resources-environment-info"/>
+    <w:p>
+      <w:pPr>
+        <w:pStyle w:val="Heading2"/>
+      </w:pPr>
+      <w:r>
+        <w:t xml:space="preserve">6. Key Resources &amp; Environment Info</w:t>
+      </w:r>
+    </w:p>
+    <w:p>
+      <w:pPr>
+        <w:pStyle w:val="Compact"/>
+        <w:numPr>
+          <w:ilvl w:val="0"/>
+          <w:numId w:val="1011"/>
+        </w:numPr>
+      </w:pPr>
+      <w:r>
+        <w:rPr>
+          <w:b/>
+          <w:bCs/>
+        </w:rPr>
+        <w:t xml:space="preserve">Project root:</w:t>
+      </w:r>
+      <w:r>
+        <w:t xml:space="preserve"> </w:t>
+      </w:r>
+      <w:r>
+        <w:rPr>
+          <w:rStyle w:val="VerbatimChar"/>
+        </w:rPr>
+        <w:t xml:space="preserve">/run/media/meng/Bioinformatics/New_language/connexon</w:t>
+      </w:r>
+    </w:p>
+    <w:p>
+      <w:pPr>
+        <w:pStyle w:val="Compact"/>
+        <w:numPr>
+          <w:ilvl w:val="0"/>
+          <w:numId w:val="1011"/>
+        </w:numPr>
+      </w:pPr>
+      <w:r>
+        <w:rPr>
+          <w:b/>
+          <w:bCs/>
+        </w:rPr>
+        <w:t xml:space="preserve">Git remote:</w:t>
+      </w:r>
+      <w:r>
+        <w:t xml:space="preserve"> </w:t>
+      </w:r>
+      <w:r>
+        <w:rPr>
+          <w:rStyle w:val="VerbatimChar"/>
+        </w:rPr>
+        <w:t xml:space="preserve">git@github-connexon:LingzhangMeng/Connexon.git</w:t>
+      </w:r>
+    </w:p>
+    <w:p>
+      <w:pPr>
+        <w:pStyle w:val="Compact"/>
+        <w:numPr>
+          <w:ilvl w:val="0"/>
+          <w:numId w:val="1011"/>
+        </w:numPr>
+      </w:pPr>
+      <w:r>
+        <w:rPr>
+          <w:b/>
+          <w:bCs/>
+        </w:rPr>
+        <w:t xml:space="preserve">Branch:</w:t>
+      </w:r>
+      <w:r>
+        <w:t xml:space="preserve"> </w:t>
+      </w:r>
+      <w:r>
+        <w:rPr>
+          <w:rStyle w:val="VerbatimChar"/>
+        </w:rPr>
+        <w:t xml:space="preserve">main</w:t>
+      </w:r>
+      <w:r>
+        <w:t xml:space="preserve">; latest commit</w:t>
+      </w:r>
+      <w:r>
+        <w:t xml:space="preserve"> </w:t>
+      </w:r>
+      <w:r>
+        <w:rPr>
+          <w:rStyle w:val="VerbatimChar"/>
+        </w:rPr>
+        <w:t xml:space="preserve">ffdacfe</w:t>
+      </w:r>
+      <w:r>
+        <w:t xml:space="preserve"> </w:t>
+      </w:r>
+      <w:r>
+        <w:t xml:space="preserve">(centered README mark), preceding</w:t>
+      </w:r>
+      <w:r>
+        <w:t xml:space="preserve"> </w:t>
+      </w:r>
+      <w:r>
+        <w:rPr>
+          <w:rStyle w:val="VerbatimChar"/>
+        </w:rPr>
+        <w:t xml:space="preserve">9e1be15</w:t>
+      </w:r>
+      <w:r>
+        <w:t xml:space="preserve"> </w:t>
+      </w:r>
+      <w:r>
+        <w:t xml:space="preserve">(brand),</w:t>
+      </w:r>
+      <w:r>
+        <w:t xml:space="preserve"> </w:t>
+      </w:r>
+      <w:r>
+        <w:rPr>
+          <w:rStyle w:val="VerbatimChar"/>
+        </w:rPr>
+        <w:t xml:space="preserve">34200e0</w:t>
+      </w:r>
+      <w:r>
+        <w:t xml:space="preserve"> </w:t>
+      </w:r>
+      <w:r>
+        <w:t xml:space="preserve">(package).</w:t>
+      </w:r>
+    </w:p>
+    <w:p>
+      <w:pPr>
+        <w:pStyle w:val="Compact"/>
+        <w:numPr>
+          <w:ilvl w:val="0"/>
+          <w:numId w:val="1011"/>
+        </w:numPr>
+      </w:pPr>
+      <w:r>
+        <w:rPr>
+          <w:b/>
+          <w:bCs/>
+        </w:rPr>
+        <w:t xml:space="preserve">Deploy key:</w:t>
+      </w:r>
+      <w:r>
+        <w:t xml:space="preserve"> </w:t>
+      </w:r>
+      <w:r>
+        <w:rPr>
+          <w:rStyle w:val="VerbatimChar"/>
+        </w:rPr>
+        <w:t xml:space="preserve">~/.ssh/connexon_deploy</w:t>
+      </w:r>
+      <w:r>
+        <w:t xml:space="preserve"> </w:t>
+      </w:r>
+      <w:r>
+        <w:t xml:space="preserve">(private, mode 600); public key</w:t>
+      </w:r>
+      <w:r>
+        <w:t xml:space="preserve"> </w:t>
+      </w:r>
+      <w:r>
+        <w:rPr>
+          <w:rStyle w:val="VerbatimChar"/>
+        </w:rPr>
+        <w:t xml:space="preserve">~/.ssh/connexon_deploy.pub</w:t>
+      </w:r>
+      <w:r>
+        <w:t xml:space="preserve">; SSH alias</w:t>
+      </w:r>
+      <w:r>
+        <w:t xml:space="preserve"> </w:t>
+      </w:r>
+      <w:r>
+        <w:rPr>
+          <w:rStyle w:val="VerbatimChar"/>
+        </w:rPr>
+        <w:t xml:space="preserve">github-connexon</w:t>
+      </w:r>
+      <w:r>
+        <w:t xml:space="preserve"> </w:t>
+      </w:r>
+      <w:r>
+        <w:t xml:space="preserve">in</w:t>
+      </w:r>
+      <w:r>
+        <w:t xml:space="preserve"> </w:t>
+      </w:r>
+      <w:r>
+        <w:rPr>
+          <w:rStyle w:val="VerbatimChar"/>
+        </w:rPr>
+        <w:t xml:space="preserve">~/.ssh/config</w:t>
+      </w:r>
+      <w:r>
+        <w:t xml:space="preserve"> </w:t>
+      </w:r>
+      <w:r>
+        <w:t xml:space="preserve">(HostName</w:t>
+      </w:r>
+      <w:r>
+        <w:t xml:space="preserve"> </w:t>
+      </w:r>
+      <w:r>
+        <w:rPr>
+          <w:rStyle w:val="VerbatimChar"/>
+        </w:rPr>
+        <w:t xml:space="preserve">ssh.github.com</w:t>
+      </w:r>
+      <w:r>
+        <w:t xml:space="preserve">, Port 443, IdentitiesOnly yes).</w:t>
+      </w:r>
+    </w:p>
+    <w:p>
+      <w:pPr>
+        <w:pStyle w:val="Compact"/>
+        <w:numPr>
+          <w:ilvl w:val="0"/>
+          <w:numId w:val="1011"/>
+        </w:numPr>
+      </w:pPr>
+      <w:r>
+        <w:rPr>
+          <w:b/>
+          <w:bCs/>
+        </w:rPr>
+        <w:t xml:space="preserve">Toolchain:</w:t>
+      </w:r>
+      <w:r>
+        <w:t xml:space="preserve"> </w:t>
+      </w:r>
+      <w:r>
+        <w:t xml:space="preserve">Rust 1.95.0 (edition 2021); crates.io reachable.</w:t>
+      </w:r>
+    </w:p>
+    <w:p>
+      <w:pPr>
+        <w:pStyle w:val="Compact"/>
+        <w:numPr>
+          <w:ilvl w:val="0"/>
+          <w:numId w:val="1011"/>
+        </w:numPr>
+      </w:pPr>
+      <w:r>
+        <w:rPr>
+          <w:b/>
+          <w:bCs/>
+        </w:rPr>
+        <w:t xml:space="preserve">Dependencies:</w:t>
+      </w:r>
+      <w:r>
+        <w:t xml:space="preserve"> </w:t>
+      </w:r>
+      <w:r>
+        <w:rPr>
+          <w:rStyle w:val="VerbatimChar"/>
+        </w:rPr>
+        <w:t xml:space="preserve">serde</w:t>
+      </w:r>
+      <w:r>
+        <w:t xml:space="preserve">,</w:t>
+      </w:r>
+      <w:r>
+        <w:t xml:space="preserve"> </w:t>
+      </w:r>
+      <w:r>
+        <w:rPr>
+          <w:rStyle w:val="VerbatimChar"/>
+        </w:rPr>
+        <w:t xml:space="preserve">serde_json</w:t>
+      </w:r>
+      <w:r>
+        <w:t xml:space="preserve">,</w:t>
+      </w:r>
+      <w:r>
+        <w:t xml:space="preserve"> </w:t>
+      </w:r>
+      <w:r>
+        <w:rPr>
+          <w:rStyle w:val="VerbatimChar"/>
+        </w:rPr>
+        <w:t xml:space="preserve">csv</w:t>
+      </w:r>
+      <w:r>
+        <w:t xml:space="preserve">,</w:t>
+      </w:r>
+      <w:r>
+        <w:t xml:space="preserve"> </w:t>
+      </w:r>
+      <w:r>
+        <w:rPr>
+          <w:rStyle w:val="VerbatimChar"/>
+        </w:rPr>
+        <w:t xml:space="preserve">tempfile</w:t>
+      </w:r>
+      <w:r>
+        <w:t xml:space="preserve">,</w:t>
+      </w:r>
+      <w:r>
+        <w:t xml:space="preserve"> </w:t>
+      </w:r>
+      <w:r>
+        <w:rPr>
+          <w:rStyle w:val="VerbatimChar"/>
+        </w:rPr>
+        <w:t xml:space="preserve">thiserror 2</w:t>
+      </w:r>
+      <w:r>
+        <w:t xml:space="preserve">,</w:t>
+      </w:r>
+      <w:r>
+        <w:t xml:space="preserve"> </w:t>
+      </w:r>
+      <w:r>
+        <w:rPr>
+          <w:rStyle w:val="VerbatimChar"/>
+        </w:rPr>
+        <w:t xml:space="preserve">rayon</w:t>
+      </w:r>
+      <w:r>
+        <w:t xml:space="preserve">,</w:t>
+      </w:r>
+      <w:r>
+        <w:t xml:space="preserve"> </w:t>
+      </w:r>
+      <w:r>
+        <w:rPr>
+          <w:rStyle w:val="VerbatimChar"/>
+        </w:rPr>
+        <w:t xml:space="preserve">clap 4</w:t>
+      </w:r>
+      <w:r>
+        <w:t xml:space="preserve">.</w:t>
+      </w:r>
+    </w:p>
+    <w:p>
+      <w:pPr>
+        <w:pStyle w:val="Compact"/>
+        <w:numPr>
+          <w:ilvl w:val="0"/>
+          <w:numId w:val="1011"/>
+        </w:numPr>
+      </w:pPr>
+      <w:r>
+        <w:rPr>
+          <w:b/>
+          <w:bCs/>
+        </w:rPr>
+        <w:t xml:space="preserve">R:</w:t>
+      </w:r>
+      <w:r>
+        <w:t xml:space="preserve"> </w:t>
+      </w:r>
+      <w:r>
+        <w:t xml:space="preserve">4.6.1 with</w:t>
+      </w:r>
+      <w:r>
+        <w:t xml:space="preserve"> </w:t>
+      </w:r>
+      <w:r>
+        <w:rPr>
+          <w:rStyle w:val="VerbatimChar"/>
+        </w:rPr>
+        <w:t xml:space="preserve">jsonlite</w:t>
+      </w:r>
+      <w:r>
+        <w:t xml:space="preserve">.</w:t>
+      </w:r>
+    </w:p>
+    <w:p>
+      <w:pPr>
+        <w:pStyle w:val="Compact"/>
+        <w:numPr>
+          <w:ilvl w:val="0"/>
+          <w:numId w:val="1011"/>
+        </w:numPr>
+      </w:pPr>
+      <w:r>
+        <w:rPr>
+          <w:b/>
+          <w:bCs/>
+        </w:rPr>
+        <w:t xml:space="preserve">Python:</w:t>
+      </w:r>
+      <w:r>
+        <w:t xml:space="preserve"> </w:t>
+      </w:r>
+      <w:r>
+        <w:t xml:space="preserve">3.13.13 (miniconda), standard library.</w:t>
+      </w:r>
+    </w:p>
+    <w:p>
+      <w:pPr>
+        <w:pStyle w:val="Compact"/>
+        <w:numPr>
+          <w:ilvl w:val="0"/>
+          <w:numId w:val="1011"/>
+        </w:numPr>
+      </w:pPr>
+      <w:r>
+        <w:rPr>
+          <w:b/>
+          <w:bCs/>
+        </w:rPr>
+        <w:t xml:space="preserve">Docs tooling:</w:t>
+      </w:r>
+      <w:r>
+        <w:t xml:space="preserve"> </w:t>
+      </w:r>
+      <w:r>
+        <w:t xml:space="preserve">pandoc 3.7.0.2; ImageMagick</w:t>
+      </w:r>
+      <w:r>
+        <w:t xml:space="preserve"> </w:t>
+      </w:r>
+      <w:r>
+        <w:rPr>
+          <w:rStyle w:val="VerbatimChar"/>
+        </w:rPr>
+        <w:t xml:space="preserve">magick</w:t>
+      </w:r>
+      <w:r>
+        <w:t xml:space="preserve">;</w:t>
+      </w:r>
+      <w:r>
+        <w:t xml:space="preserve"> </w:t>
+      </w:r>
+      <w:r>
+        <w:rPr>
+          <w:rStyle w:val="VerbatimChar"/>
+        </w:rPr>
+        <w:t xml:space="preserve">python-docx</w:t>
+      </w:r>
+      <w:r>
+        <w:t xml:space="preserve"> </w:t>
+      </w:r>
+      <w:r>
+        <w:t xml:space="preserve">1.2.0 (installed from Aliyun mirror); no</w:t>
+      </w:r>
+      <w:r>
+        <w:t xml:space="preserve"> </w:t>
+      </w:r>
+      <w:r>
+        <w:rPr>
+          <w:rStyle w:val="VerbatimChar"/>
+        </w:rPr>
+        <w:t xml:space="preserve">rsvg-convert</w:t>
+      </w:r>
+      <w:r>
+        <w:t xml:space="preserve">.</w:t>
+      </w:r>
+    </w:p>
+    <w:p>
+      <w:pPr>
+        <w:pStyle w:val="Compact"/>
+        <w:numPr>
+          <w:ilvl w:val="0"/>
+          <w:numId w:val="1011"/>
+        </w:numPr>
+      </w:pPr>
+      <w:r>
+        <w:rPr>
+          <w:b/>
+          <w:bCs/>
+        </w:rPr>
+        <w:t xml:space="preserve">Hardware:</w:t>
+      </w:r>
+      <w:r>
+        <w:t xml:space="preserve"> </w:t>
+      </w:r>
+      <w:r>
+        <w:t xml:space="preserve">Intel i5-10400, 6C/12T, 61.6 GiB RAM, Intel UHD 630, AMD WX 3200 (</w:t>
+      </w:r>
+      <w:r>
+        <w:rPr>
+          <w:rStyle w:val="VerbatimChar"/>
+        </w:rPr>
+        <w:t xml:space="preserve">gfx803</w:t>
+      </w:r>
+      <w:r>
+        <w:t xml:space="preserve">, 4 GiB, no ROCm toolchain) — treat as CPU-only for heavy compute.</w:t>
+      </w:r>
+    </w:p>
+    <w:p>
+      <w:pPr>
+        <w:pStyle w:val="Compact"/>
+        <w:numPr>
+          <w:ilvl w:val="0"/>
+          <w:numId w:val="1011"/>
+        </w:numPr>
+      </w:pPr>
+      <w:r>
+        <w:rPr>
+          <w:b/>
+          <w:bCs/>
+        </w:rPr>
+        <w:t xml:space="preserve">Commands:</w:t>
+      </w:r>
+      <w:r>
+        <w:t xml:space="preserve"> </w:t>
+      </w:r>
+      <w:r>
+        <w:rPr>
+          <w:rStyle w:val="VerbatimChar"/>
+        </w:rPr>
+        <w:t xml:space="preserve">make build</w:t>
+      </w:r>
+      <w:r>
+        <w:t xml:space="preserve">,</w:t>
+      </w:r>
+      <w:r>
+        <w:t xml:space="preserve"> </w:t>
+      </w:r>
+      <w:r>
+        <w:rPr>
+          <w:rStyle w:val="VerbatimChar"/>
+        </w:rPr>
+        <w:t xml:space="preserve">make test</w:t>
+      </w:r>
+      <w:r>
+        <w:t xml:space="preserve">,</w:t>
+      </w:r>
+      <w:r>
+        <w:t xml:space="preserve"> </w:t>
+      </w:r>
+      <w:r>
+        <w:rPr>
+          <w:rStyle w:val="VerbatimChar"/>
+        </w:rPr>
+        <w:t xml:space="preserve">make fmt</w:t>
+      </w:r>
+      <w:r>
+        <w:t xml:space="preserve">,</w:t>
+      </w:r>
+      <w:r>
+        <w:t xml:space="preserve"> </w:t>
+      </w:r>
+      <w:r>
+        <w:rPr>
+          <w:rStyle w:val="VerbatimChar"/>
+        </w:rPr>
+        <w:t xml:space="preserve">make clippy</w:t>
+      </w:r>
+      <w:r>
+        <w:t xml:space="preserve">,</w:t>
+      </w:r>
+      <w:r>
+        <w:t xml:space="preserve"> </w:t>
+      </w:r>
+      <w:r>
+        <w:rPr>
+          <w:rStyle w:val="VerbatimChar"/>
+        </w:rPr>
+        <w:t xml:space="preserve">make run</w:t>
+      </w:r>
+      <w:r>
+        <w:t xml:space="preserve">,</w:t>
+      </w:r>
+      <w:r>
+        <w:t xml:space="preserve"> </w:t>
+      </w:r>
+      <w:r>
+        <w:rPr>
+          <w:rStyle w:val="VerbatimChar"/>
+        </w:rPr>
+        <w:t xml:space="preserve">make doctor</w:t>
+      </w:r>
+      <w:r>
+        <w:t xml:space="preserve">,</w:t>
+      </w:r>
+      <w:r>
+        <w:t xml:space="preserve"> </w:t>
+      </w:r>
+      <w:r>
+        <w:rPr>
+          <w:rStyle w:val="VerbatimChar"/>
+        </w:rPr>
+        <w:t xml:space="preserve">make install-plan</w:t>
+      </w:r>
+      <w:r>
+        <w:t xml:space="preserve">,</w:t>
+      </w:r>
+      <w:r>
+        <w:t xml:space="preserve"> </w:t>
+      </w:r>
+      <w:r>
+        <w:rPr>
+          <w:rStyle w:val="VerbatimChar"/>
+        </w:rPr>
+        <w:t xml:space="preserve">make docs</w:t>
+      </w:r>
+      <w:r>
+        <w:t xml:space="preserve">.</w:t>
+      </w:r>
+    </w:p>
+    <w:p>
+      <w:pPr>
+        <w:pStyle w:val="Compact"/>
+        <w:numPr>
+          <w:ilvl w:val="0"/>
+          <w:numId w:val="1011"/>
+        </w:numPr>
+      </w:pPr>
+      <w:r>
+        <w:rPr>
+          <w:b/>
+          <w:bCs/>
+        </w:rPr>
+        <w:t xml:space="preserve">CI:</w:t>
+      </w:r>
+      <w:r>
+        <w:t xml:space="preserve"> </w:t>
+      </w:r>
+      <w:r>
+        <w:rPr>
+          <w:rStyle w:val="VerbatimChar"/>
+        </w:rPr>
+        <w:t xml:space="preserve">.github/workflows/ci.yml</w:t>
+      </w:r>
+      <w:r>
+        <w:t xml:space="preserve"> </w:t>
+      </w:r>
+      <w:r>
+        <w:t xml:space="preserve">(fmt + clippy + test on ubuntu-latest).</w:t>
+      </w:r>
+    </w:p>
+    <w:p>
+      <w:pPr>
+        <w:pStyle w:val="Compact"/>
+        <w:numPr>
+          <w:ilvl w:val="0"/>
+          <w:numId w:val="1011"/>
+        </w:numPr>
+      </w:pPr>
+      <w:r>
+        <w:rPr>
+          <w:b/>
+          <w:bCs/>
+        </w:rPr>
+        <w:t xml:space="preserve">Docs:</w:t>
+      </w:r>
+      <w:r>
+        <w:t xml:space="preserve"> </w:t>
+      </w:r>
+      <w:r>
+        <w:rPr>
+          <w:rStyle w:val="VerbatimChar"/>
+        </w:rPr>
+        <w:t xml:space="preserve">README.md</w:t>
+      </w:r>
+      <w:r>
+        <w:t xml:space="preserve">,</w:t>
+      </w:r>
+      <w:r>
+        <w:t xml:space="preserve"> </w:t>
+      </w:r>
+      <w:r>
+        <w:rPr>
+          <w:rStyle w:val="VerbatimChar"/>
+        </w:rPr>
+        <w:t xml:space="preserve">docs/TUTORIAL.md</w:t>
+      </w:r>
+      <w:r>
+        <w:t xml:space="preserve">,</w:t>
+      </w:r>
+      <w:r>
+        <w:t xml:space="preserve"> </w:t>
+      </w:r>
+      <w:r>
+        <w:rPr>
+          <w:rStyle w:val="VerbatimChar"/>
+        </w:rPr>
+        <w:t xml:space="preserve">docs/API_REFERENCE.md</w:t>
+      </w:r>
+      <w:r>
+        <w:t xml:space="preserve">,</w:t>
+      </w:r>
+      <w:r>
+        <w:t xml:space="preserve"> </w:t>
+      </w:r>
+      <w:r>
+        <w:rPr>
+          <w:rStyle w:val="VerbatimChar"/>
+        </w:rPr>
+        <w:t xml:space="preserve">docs/DEVELOPER_GUIDE.md</w:t>
+      </w:r>
+      <w:r>
+        <w:t xml:space="preserve">,</w:t>
+      </w:r>
+      <w:r>
+        <w:t xml:space="preserve"> </w:t>
+      </w:r>
+      <w:r>
+        <w:rPr>
+          <w:rStyle w:val="VerbatimChar"/>
+        </w:rPr>
+        <w:t xml:space="preserve">docs/FAQ.md</w:t>
+      </w:r>
+      <w:r>
+        <w:t xml:space="preserve">,</w:t>
+      </w:r>
+      <w:r>
+        <w:t xml:space="preserve"> </w:t>
+      </w:r>
+      <w:r>
+        <w:rPr>
+          <w:rStyle w:val="VerbatimChar"/>
+        </w:rPr>
+        <w:t xml:space="preserve">docs/LANGUAGE.md</w:t>
+      </w:r>
+      <w:r>
+        <w:t xml:space="preserve">,</w:t>
+      </w:r>
+      <w:r>
+        <w:t xml:space="preserve"> </w:t>
+      </w:r>
+      <w:r>
+        <w:rPr>
+          <w:rStyle w:val="VerbatimChar"/>
+        </w:rPr>
+        <w:t xml:space="preserve">docs/DESIGN.md</w:t>
+      </w:r>
+      <w:r>
+        <w:t xml:space="preserve">,</w:t>
+      </w:r>
+      <w:r>
+        <w:t xml:space="preserve"> </w:t>
+      </w:r>
+      <w:r>
+        <w:rPr>
+          <w:rStyle w:val="VerbatimChar"/>
+        </w:rPr>
+        <w:t xml:space="preserve">docs/ROADMAP.md</w:t>
+      </w:r>
+      <w:r>
+        <w:t xml:space="preserve">,</w:t>
+      </w:r>
+      <w:r>
+        <w:t xml:space="preserve"> </w:t>
+      </w:r>
+      <w:r>
+        <w:rPr>
+          <w:rStyle w:val="VerbatimChar"/>
+        </w:rPr>
+        <w:t xml:space="preserve">docs/BRAND.md</w:t>
+      </w:r>
+      <w:r>
+        <w:t xml:space="preserve">; all with</w:t>
+      </w:r>
+      <w:r>
+        <w:t xml:space="preserve"> </w:t>
+      </w:r>
+      <w:r>
+        <w:rPr>
+          <w:rStyle w:val="VerbatimChar"/>
+        </w:rPr>
+        <w:t xml:space="preserve">.docx</w:t>
+      </w:r>
+      <w:r>
+        <w:t xml:space="preserve"> </w:t>
+      </w:r>
+      <w:r>
+        <w:t xml:space="preserve">twins.</w:t>
+      </w:r>
+    </w:p>
+    <w:p>
+      <w:pPr>
+        <w:pStyle w:val="Compact"/>
+        <w:numPr>
+          <w:ilvl w:val="0"/>
+          <w:numId w:val="1011"/>
+        </w:numPr>
+      </w:pPr>
+      <w:r>
+        <w:rPr>
+          <w:b/>
+          <w:bCs/>
+        </w:rPr>
+        <w:t xml:space="preserve">Brand assets:</w:t>
+      </w:r>
+      <w:r>
+        <w:t xml:space="preserve"> </w:t>
+      </w:r>
+      <w:r>
+        <w:rPr>
+          <w:rStyle w:val="VerbatimChar"/>
+        </w:rPr>
+        <w:t xml:space="preserve">assets/logo.svg</w:t>
+      </w:r>
+      <w:r>
+        <w:t xml:space="preserve">,</w:t>
+      </w:r>
+      <w:r>
+        <w:t xml:space="preserve"> </w:t>
+      </w:r>
+      <w:r>
+        <w:rPr>
+          <w:rStyle w:val="VerbatimChar"/>
+        </w:rPr>
+        <w:t xml:space="preserve">logo.png</w:t>
+      </w:r>
+      <w:r>
+        <w:t xml:space="preserve">,</w:t>
+      </w:r>
+      <w:r>
+        <w:t xml:space="preserve"> </w:t>
+      </w:r>
+      <w:r>
+        <w:rPr>
+          <w:rStyle w:val="VerbatimChar"/>
+        </w:rPr>
+        <w:t xml:space="preserve">logo-512.png</w:t>
+      </w:r>
+      <w:r>
+        <w:t xml:space="preserve">,</w:t>
+      </w:r>
+      <w:r>
+        <w:t xml:space="preserve"> </w:t>
+      </w:r>
+      <w:r>
+        <w:rPr>
+          <w:rStyle w:val="VerbatimChar"/>
+        </w:rPr>
+        <w:t xml:space="preserve">logo-128.png</w:t>
+      </w:r>
+      <w:r>
+        <w:t xml:space="preserve">,</w:t>
+      </w:r>
+      <w:r>
+        <w:t xml:space="preserve"> </w:t>
+      </w:r>
+      <w:r>
+        <w:rPr>
+          <w:rStyle w:val="VerbatimChar"/>
+        </w:rPr>
+        <w:t xml:space="preserve">logo-transparent.svg/.png</w:t>
+      </w:r>
+      <w:r>
+        <w:t xml:space="preserve">,</w:t>
+      </w:r>
+      <w:r>
+        <w:t xml:space="preserve"> </w:t>
+      </w:r>
+      <w:r>
+        <w:rPr>
+          <w:rStyle w:val="VerbatimChar"/>
+        </w:rPr>
+        <w:t xml:space="preserve">favicon.svg</w:t>
+      </w:r>
+      <w:r>
+        <w:t xml:space="preserve">,</w:t>
+      </w:r>
+      <w:r>
+        <w:t xml:space="preserve"> </w:t>
+      </w:r>
+      <w:r>
+        <w:rPr>
+          <w:rStyle w:val="VerbatimChar"/>
+        </w:rPr>
+        <w:t xml:space="preserve">social-preview.png</w:t>
+      </w:r>
+      <w:r>
+        <w:t xml:space="preserve">.</w:t>
+      </w:r>
+    </w:p>
+    <w:p>
+      <w:pPr>
+        <w:pStyle w:val="Compact"/>
+        <w:numPr>
+          <w:ilvl w:val="0"/>
+          <w:numId w:val="1011"/>
+        </w:numPr>
+      </w:pPr>
+      <w:r>
+        <w:rPr>
+          <w:b/>
+          <w:bCs/>
+        </w:rPr>
+        <w:t xml:space="preserve">Desktop outreach:</w:t>
+      </w:r>
+      <w:r>
+        <w:t xml:space="preserve"> </w:t>
+      </w:r>
+      <w:r>
+        <w:rPr>
+          <w:rStyle w:val="VerbatimChar"/>
+          <w:rFonts w:hint="eastAsia"/>
+        </w:rPr>
+        <w:t xml:space="preserve">/home/meng/Desktop/Connexon_微信朋友圈文稿.md</w:t>
+      </w:r>
+      <w:r>
+        <w:t xml:space="preserve"> </w:t>
+      </w:r>
+      <w:r>
+        <w:t xml:space="preserve">and</w:t>
+      </w:r>
+      <w:r>
+        <w:t xml:space="preserve"> </w:t>
+      </w:r>
+      <w:r>
+        <w:rPr>
+          <w:rStyle w:val="VerbatimChar"/>
+        </w:rPr>
+        <w:t xml:space="preserve">.docx</w:t>
+      </w:r>
+      <w:r>
+        <w:t xml:space="preserve">.</w:t>
+      </w:r>
+    </w:p>
+    <w:p>
+      <w:pPr>
+        <w:pStyle w:val="Compact"/>
+        <w:numPr>
+          <w:ilvl w:val="0"/>
+          <w:numId w:val="1011"/>
+        </w:numPr>
+      </w:pPr>
+      <w:r>
+        <w:rPr>
+          <w:b/>
+          <w:bCs/>
+        </w:rPr>
+        <w:t xml:space="preserve">Artifacts (git-ignored):</w:t>
+      </w:r>
+      <w:r>
+        <w:t xml:space="preserve"> </w:t>
+      </w:r>
+      <w:r>
+        <w:rPr>
+          <w:rStyle w:val="VerbatimChar"/>
+        </w:rPr>
+        <w:t xml:space="preserve">target/</w:t>
+      </w:r>
+      <w:r>
+        <w:t xml:space="preserve">,</w:t>
+      </w:r>
+      <w:r>
+        <w:t xml:space="preserve"> </w:t>
+      </w:r>
+      <w:r>
+        <w:rPr>
+          <w:rStyle w:val="VerbatimChar"/>
+        </w:rPr>
+        <w:t xml:space="preserve">connexon.install-plan.json</w:t>
+      </w:r>
+      <w:r>
+        <w:t xml:space="preserve">.</w:t>
+      </w:r>
+    </w:p>
+    <w:p>
+      <w:pPr>
+        <w:pStyle w:val="Compact"/>
+        <w:numPr>
+          <w:ilvl w:val="0"/>
+          <w:numId w:val="1011"/>
+        </w:numPr>
+      </w:pPr>
+      <w:r>
+        <w:rPr>
+          <w:b/>
+          <w:bCs/>
+        </w:rPr>
+        <w:t xml:space="preserve">Cross-machine resume:</w:t>
+      </w:r>
+      <w:r>
+        <w:t xml:space="preserve"> </w:t>
+      </w:r>
+      <w:r>
+        <w:t xml:space="preserve">clone</w:t>
+      </w:r>
+      <w:r>
+        <w:t xml:space="preserve"> </w:t>
+      </w:r>
+      <w:r>
+        <w:rPr>
+          <w:rStyle w:val="VerbatimChar"/>
+        </w:rPr>
+        <w:t xml:space="preserve">https://github.com/LingzhangMeng/Connexon.git</w:t>
+      </w:r>
+      <w:r>
+        <w:t xml:space="preserve">; install Rust, R (</w:t>
+      </w:r>
+      <w:r>
+        <w:rPr>
+          <w:rStyle w:val="VerbatimChar"/>
+        </w:rPr>
+        <w:t xml:space="preserve">jsonlite</w:t>
+      </w:r>
+      <w:r>
+        <w:t xml:space="preserve">) and Python; run</w:t>
+      </w:r>
+      <w:r>
+        <w:t xml:space="preserve"> </w:t>
+      </w:r>
+      <w:r>
+        <w:rPr>
+          <w:rStyle w:val="VerbatimChar"/>
+        </w:rPr>
+        <w:t xml:space="preserve">cargo test --workspace</w:t>
+      </w:r>
+      <w:r>
+        <w:t xml:space="preserve">; run</w:t>
+      </w:r>
+      <w:r>
+        <w:t xml:space="preserve"> </w:t>
+      </w:r>
+      <w:r>
+        <w:rPr>
+          <w:rStyle w:val="VerbatimChar"/>
+        </w:rPr>
+        <w:t xml:space="preserve">make docs</w:t>
+      </w:r>
+      <w:r>
+        <w:t xml:space="preserve"> </w:t>
+      </w:r>
+      <w:r>
+        <w:t xml:space="preserve">only if pandoc is installed. No secrets are stored in the repository; the deploy key is local to this machine.</w:t>
+      </w:r>
+    </w:p>
+    <w:p>
+      <w:pPr>
+        <w:pStyle w:val="Compact"/>
+        <w:numPr>
+          <w:ilvl w:val="0"/>
+          <w:numId w:val="1011"/>
+        </w:numPr>
+      </w:pPr>
+      <w:r>
+        <w:rPr>
+          <w:b/>
+          <w:bCs/>
+        </w:rPr>
+        <w:t xml:space="preserve">Developer:</w:t>
+      </w:r>
+      <w:r>
+        <w:t xml:space="preserve"> </w:t>
+      </w:r>
+      <w:r>
+        <w:t xml:space="preserve">Prof. Dr. rer. nat. Lingzhang Meng, Research Center for Medical Big Data and Artificial Intelligence, The People’s Hospital of Guangxi Zhuang Autonomous Region (Guangxi Academy of Medical Sciences); </w:t>
+      </w:r>
+      <w:r>
+        <w:rPr>
+          <w:rFonts w:hint="eastAsia"/>
+        </w:rPr>
+        <w:t xml:space="preserve">孟令章教授[广西壮族自治区人民医院（广西医学科学院）,医学大数据与人工智能研究中心].</w:t>
+      </w:r>
+    </w:p>
+    <w:bookmarkEnd w:id="20"/>
+    <w:bookmarkStart w:id="21" w:name="startup-instruction-for-the-next-session"/>
+    <w:p>
+      <w:pPr>
+        <w:pStyle w:val="Heading2"/>
+      </w:pPr>
+      <w:r>
+        <w:t xml:space="preserve">7. Startup Instruction for the Next Session</w:t>
+      </w:r>
+    </w:p>
+    <w:p>
+      <w:pPr>
+        <w:pStyle w:val="BlockText"/>
+      </w:pPr>
+      <w:r>
+        <w:rPr>
+          <w:b/>
+          <w:bCs/>
+        </w:rPr>
+        <w:t xml:space="preserve">When starting a new session, the very first message must be:</w:t>
+      </w:r>
+      <w:r>
+        <w:rPr>
+          <w:b/>
+          <w:bCs/>
+        </w:rPr>
+        <w:t xml:space="preserve"> </w:t>
+      </w:r>
+      <w:r>
+        <w:rPr>
+          <w:b/>
+          <w:bCs/>
+        </w:rPr>
+        <w:t xml:space="preserve">“Read handoff.md first.”</w:t>
+      </w:r>
+    </w:p>
+    <w:p>
+      <w:pPr>
+        <w:pStyle w:val="FirstParagraph"/>
+      </w:pPr>
+      <w:r>
+        <w:t xml:space="preserve">Then restate the current state from this document before changing anything. Check, in this order:</w:t>
+      </w:r>
+    </w:p>
+    <w:p>
+      <w:pPr>
+        <w:pStyle w:val="SourceCode"/>
+      </w:pPr>
+      <w:r>
+        <w:rPr>
+          <w:rStyle w:val="BuiltInTok"/>
+        </w:rPr>
+        <w:t xml:space="preserve">cd</w:t>
+      </w:r>
+      <w:r>
+        <w:rPr>
+          <w:rStyle w:val="NormalTok"/>
+        </w:rPr>
+        <w:t xml:space="preserve"> /run/media/meng/Bioinformatics/New_language/connexon</w:t>
+      </w:r>
+      <w:r>
+        <w:br/>
+      </w:r>
+      <w:r>
+        <w:rPr>
+          <w:rStyle w:val="FunctionTok"/>
+        </w:rPr>
+        <w:t xml:space="preserve">git</w:t>
+      </w:r>
+      <w:r>
+        <w:rPr>
+          <w:rStyle w:val="NormalTok"/>
+        </w:rPr>
+        <w:t xml:space="preserve"> status</w:t>
+      </w:r>
+      <w:r>
+        <w:br/>
+      </w:r>
+      <w:r>
+        <w:rPr>
+          <w:rStyle w:val="FunctionTok"/>
+        </w:rPr>
+        <w:t xml:space="preserve">git</w:t>
+      </w:r>
+      <w:r>
+        <w:rPr>
+          <w:rStyle w:val="NormalTok"/>
+        </w:rPr>
+        <w:t xml:space="preserve"> log </w:t>
+      </w:r>
+      <w:r>
+        <w:rPr>
+          <w:rStyle w:val="AttributeTok"/>
+        </w:rPr>
+        <w:t xml:space="preserve">--oneline</w:t>
+      </w:r>
+      <w:r>
+        <w:rPr>
+          <w:rStyle w:val="NormalTok"/>
+        </w:rPr>
+        <w:t xml:space="preserve"> </w:t>
+      </w:r>
+      <w:r>
+        <w:rPr>
+          <w:rStyle w:val="AttributeTok"/>
+        </w:rPr>
+        <w:t xml:space="preserve">-3</w:t>
+      </w:r>
+      <w:r>
+        <w:br/>
+      </w:r>
+      <w:r>
+        <w:rPr>
+          <w:rStyle w:val="ExtensionTok"/>
+        </w:rPr>
+        <w:t xml:space="preserve">cargo</w:t>
+      </w:r>
+      <w:r>
+        <w:rPr>
+          <w:rStyle w:val="NormalTok"/>
+        </w:rPr>
+        <w:t xml:space="preserve"> test </w:t>
+      </w:r>
+      <w:r>
+        <w:rPr>
+          <w:rStyle w:val="AttributeTok"/>
+        </w:rPr>
+        <w:t xml:space="preserve">--workspace</w:t>
+      </w:r>
+    </w:p>
+    <w:p>
+      <w:pPr>
+        <w:pStyle w:val="FirstParagraph"/>
+      </w:pPr>
+      <w:r>
+        <w:t xml:space="preserve">If the previous session was interrupted, check the logs and the test output first; those are the authoritative record of what actually works. If the repository state is unclear, run</w:t>
+      </w:r>
+      <w:r>
+        <w:t xml:space="preserve"> </w:t>
+      </w:r>
+      <w:r>
+        <w:rPr>
+          <w:rStyle w:val="VerbatimChar"/>
+        </w:rPr>
+        <w:t xml:space="preserve">git fetch origin &amp;&amp; git log --oneline origin/main -3</w:t>
+      </w:r>
+      <w:r>
+        <w:t xml:space="preserve"> </w:t>
+      </w:r>
+      <w:r>
+        <w:t xml:space="preserve">before making changes.</w:t>
+      </w:r>
+    </w:p>
+    <w:bookmarkEnd w:id="21"/>
+    <w:bookmarkEnd w:id="22"/>
     <w:sectPr>
       <w:pgSz w:h="15840" w:w="12240"/>
       <w:pgMar w:bottom="1440" w:footer="720" w:gutter="0" w:header="720" w:left="1800" w:right="1800" w:top="1440"/>
@@ -2558,6 +5523,21 @@
     <w:abstractNumId w:val="991"/>
   </w:num>
   <w:num w:numId="1006">
+    <w:abstractNumId w:val="991"/>
+  </w:num>
+  <w:num w:numId="1007">
+    <w:abstractNumId w:val="991"/>
+  </w:num>
+  <w:num w:numId="1008">
+    <w:abstractNumId w:val="991"/>
+  </w:num>
+  <w:num w:numId="1009">
+    <w:abstractNumId w:val="991"/>
+  </w:num>
+  <w:num w:numId="1010">
+    <w:abstractNumId w:val="991"/>
+  </w:num>
+  <w:num w:numId="1011">
     <w:abstractNumId w:val="991"/>
   </w:num>
 </w:numbering>
